--- a/docs/Teknisk dokumentation.docx
+++ b/docs/Teknisk dokumentation.docx
@@ -1456,7 +1456,7 @@
                 <w:rFonts w:ascii="Arial" w:hAnsi="Arial"/>
                 <w:sz w:val="20"/>
               </w:rPr>
-              <w:t>JavaScript-applikationslogik (~1700 linjer).</w:t>
+              <w:t>JavaScript-applikationslogik (~5540 linjer).</w:t>
             </w:r>
           </w:p>
         </w:tc>
@@ -2380,6 +2380,254 @@
           </w:p>
         </w:tc>
       </w:tr>
+      <w:tr>
+        <w:tc>
+          <w:tcPr>
+            <w:tcW w:type="dxa" w:w="3024"/>
+            <w:tcBorders>
+              <w:top w:val="single" w:sz="4" w:color="CCCCCC"/>
+              <w:left w:val="single" w:sz="4" w:color="CCCCCC"/>
+              <w:bottom w:val="single" w:sz="4" w:color="CCCCCC"/>
+              <w:right w:val="single" w:sz="4" w:color="CCCCCC"/>
+            </w:tcBorders>
+          </w:tcPr>
+          <w:p>
+            <w:r>
+              <w:rPr>
+                <w:rFonts w:ascii="Arial" w:hAnsi="Arial"/>
+                <w:sz w:val="20"/>
+              </w:rPr>
+              <w:t>dispatcher_group_id</w:t>
+            </w:r>
+          </w:p>
+        </w:tc>
+        <w:tc>
+          <w:tcPr>
+            <w:tcW w:type="dxa" w:w="3024"/>
+            <w:tcBorders>
+              <w:top w:val="single" w:sz="4" w:color="CCCCCC"/>
+              <w:left w:val="single" w:sz="4" w:color="CCCCCC"/>
+              <w:bottom w:val="single" w:sz="4" w:color="CCCCCC"/>
+              <w:right w:val="single" w:sz="4" w:color="CCCCCC"/>
+            </w:tcBorders>
+          </w:tcPr>
+          <w:p>
+            <w:r>
+              <w:rPr>
+                <w:rFonts w:ascii="Arial" w:hAnsi="Arial"/>
+                <w:sz w:val="20"/>
+              </w:rPr>
+              <w:t>Integer FK (opt.)</w:t>
+            </w:r>
+          </w:p>
+        </w:tc>
+        <w:tc>
+          <w:tcPr>
+            <w:tcW w:type="dxa" w:w="3024"/>
+            <w:tcBorders>
+              <w:top w:val="single" w:sz="4" w:color="CCCCCC"/>
+              <w:left w:val="single" w:sz="4" w:color="CCCCCC"/>
+              <w:bottom w:val="single" w:sz="4" w:color="CCCCCC"/>
+              <w:right w:val="single" w:sz="4" w:color="CCCCCC"/>
+            </w:tcBorders>
+          </w:tcPr>
+          <w:p>
+            <w:r>
+              <w:rPr>
+                <w:rFonts w:ascii="Arial" w:hAnsi="Arial"/>
+                <w:sz w:val="20"/>
+              </w:rPr>
+              <w:t>Én disponentgruppe (nullable) – se nedenfor</w:t>
+            </w:r>
+          </w:p>
+        </w:tc>
+      </w:tr>
+      <w:tr>
+        <w:tc>
+          <w:tcPr>
+            <w:tcW w:type="dxa" w:w="3024"/>
+            <w:tcBorders>
+              <w:top w:val="single" w:sz="4" w:color="CCCCCC"/>
+              <w:left w:val="single" w:sz="4" w:color="CCCCCC"/>
+              <w:bottom w:val="single" w:sz="4" w:color="CCCCCC"/>
+              <w:right w:val="single" w:sz="4" w:color="CCCCCC"/>
+            </w:tcBorders>
+          </w:tcPr>
+          <w:p>
+            <w:r>
+              <w:rPr>
+                <w:rFonts w:ascii="Arial" w:hAnsi="Arial"/>
+                <w:sz w:val="20"/>
+              </w:rPr>
+              <w:t>fast_bil</w:t>
+            </w:r>
+          </w:p>
+        </w:tc>
+        <w:tc>
+          <w:tcPr>
+            <w:tcW w:type="dxa" w:w="3024"/>
+            <w:tcBorders>
+              <w:top w:val="single" w:sz="4" w:color="CCCCCC"/>
+              <w:left w:val="single" w:sz="4" w:color="CCCCCC"/>
+              <w:bottom w:val="single" w:sz="4" w:color="CCCCCC"/>
+              <w:right w:val="single" w:sz="4" w:color="CCCCCC"/>
+            </w:tcBorders>
+          </w:tcPr>
+          <w:p>
+            <w:r>
+              <w:rPr>
+                <w:rFonts w:ascii="Arial" w:hAnsi="Arial"/>
+                <w:sz w:val="20"/>
+              </w:rPr>
+              <w:t>Boolean</w:t>
+            </w:r>
+          </w:p>
+        </w:tc>
+        <w:tc>
+          <w:tcPr>
+            <w:tcW w:type="dxa" w:w="3024"/>
+            <w:tcBorders>
+              <w:top w:val="single" w:sz="4" w:color="CCCCCC"/>
+              <w:left w:val="single" w:sz="4" w:color="CCCCCC"/>
+              <w:bottom w:val="single" w:sz="4" w:color="CCCCCC"/>
+              <w:right w:val="single" w:sz="4" w:color="CCCCCC"/>
+            </w:tcBorders>
+          </w:tcPr>
+          <w:p>
+            <w:r>
+              <w:rPr>
+                <w:rFonts w:ascii="Arial" w:hAnsi="Arial"/>
+                <w:sz w:val="20"/>
+              </w:rPr>
+              <w:t>'Fast bil'-indstilling – foreslår medarbejderen som standardchauffør på en bestemt vogn i Dagsplan (kapitel 14)</w:t>
+            </w:r>
+          </w:p>
+        </w:tc>
+      </w:tr>
+      <w:tr>
+        <w:tc>
+          <w:tcPr>
+            <w:tcW w:type="dxa" w:w="3024"/>
+            <w:tcBorders>
+              <w:top w:val="single" w:sz="4" w:color="CCCCCC"/>
+              <w:left w:val="single" w:sz="4" w:color="CCCCCC"/>
+              <w:bottom w:val="single" w:sz="4" w:color="CCCCCC"/>
+              <w:right w:val="single" w:sz="4" w:color="CCCCCC"/>
+            </w:tcBorders>
+          </w:tcPr>
+          <w:p>
+            <w:r>
+              <w:rPr>
+                <w:rFonts w:ascii="Arial" w:hAnsi="Arial"/>
+                <w:sz w:val="20"/>
+              </w:rPr>
+              <w:t>fast_bil_vehicle_id</w:t>
+            </w:r>
+          </w:p>
+        </w:tc>
+        <w:tc>
+          <w:tcPr>
+            <w:tcW w:type="dxa" w:w="3024"/>
+            <w:tcBorders>
+              <w:top w:val="single" w:sz="4" w:color="CCCCCC"/>
+              <w:left w:val="single" w:sz="4" w:color="CCCCCC"/>
+              <w:bottom w:val="single" w:sz="4" w:color="CCCCCC"/>
+              <w:right w:val="single" w:sz="4" w:color="CCCCCC"/>
+            </w:tcBorders>
+          </w:tcPr>
+          <w:p>
+            <w:r>
+              <w:rPr>
+                <w:rFonts w:ascii="Arial" w:hAnsi="Arial"/>
+                <w:sz w:val="20"/>
+              </w:rPr>
+              <w:t>Integer FK (opt.)</w:t>
+            </w:r>
+          </w:p>
+        </w:tc>
+        <w:tc>
+          <w:tcPr>
+            <w:tcW w:type="dxa" w:w="3024"/>
+            <w:tcBorders>
+              <w:top w:val="single" w:sz="4" w:color="CCCCCC"/>
+              <w:left w:val="single" w:sz="4" w:color="CCCCCC"/>
+              <w:bottom w:val="single" w:sz="4" w:color="CCCCCC"/>
+              <w:right w:val="single" w:sz="4" w:color="CCCCCC"/>
+            </w:tcBorders>
+          </w:tcPr>
+          <w:p>
+            <w:r>
+              <w:rPr>
+                <w:rFonts w:ascii="Arial" w:hAnsi="Arial"/>
+                <w:sz w:val="20"/>
+              </w:rPr>
+              <w:t>Den faste vogn – kun relevant når fast_bil=true. Ikke begrænset til medarbejderens egen disponentgruppe</w:t>
+            </w:r>
+          </w:p>
+        </w:tc>
+      </w:tr>
+      <w:tr>
+        <w:tc>
+          <w:tcPr>
+            <w:tcW w:type="dxa" w:w="3024"/>
+            <w:tcBorders>
+              <w:top w:val="single" w:sz="4" w:color="CCCCCC"/>
+              <w:left w:val="single" w:sz="4" w:color="CCCCCC"/>
+              <w:bottom w:val="single" w:sz="4" w:color="CCCCCC"/>
+              <w:right w:val="single" w:sz="4" w:color="CCCCCC"/>
+            </w:tcBorders>
+          </w:tcPr>
+          <w:p>
+            <w:r>
+              <w:rPr>
+                <w:rFonts w:ascii="Arial" w:hAnsi="Arial"/>
+                <w:sz w:val="20"/>
+              </w:rPr>
+              <w:t>ot_extra_alle_timer</w:t>
+            </w:r>
+          </w:p>
+        </w:tc>
+        <w:tc>
+          <w:tcPr>
+            <w:tcW w:type="dxa" w:w="3024"/>
+            <w:tcBorders>
+              <w:top w:val="single" w:sz="4" w:color="CCCCCC"/>
+              <w:left w:val="single" w:sz="4" w:color="CCCCCC"/>
+              <w:bottom w:val="single" w:sz="4" w:color="CCCCCC"/>
+              <w:right w:val="single" w:sz="4" w:color="CCCCCC"/>
+            </w:tcBorders>
+          </w:tcPr>
+          <w:p>
+            <w:r>
+              <w:rPr>
+                <w:rFonts w:ascii="Arial" w:hAnsi="Arial"/>
+                <w:sz w:val="20"/>
+              </w:rPr>
+              <w:t>Boolean</w:t>
+            </w:r>
+          </w:p>
+        </w:tc>
+        <w:tc>
+          <w:tcPr>
+            <w:tcW w:type="dxa" w:w="3024"/>
+            <w:tcBorders>
+              <w:top w:val="single" w:sz="4" w:color="CCCCCC"/>
+              <w:left w:val="single" w:sz="4" w:color="CCCCCC"/>
+              <w:bottom w:val="single" w:sz="4" w:color="CCCCCC"/>
+              <w:right w:val="single" w:sz="4" w:color="CCCCCC"/>
+            </w:tcBorders>
+          </w:tcPr>
+          <w:p>
+            <w:r>
+              <w:rPr>
+                <w:rFonts w:ascii="Arial" w:hAnsi="Arial"/>
+                <w:sz w:val="20"/>
+              </w:rPr>
+              <w:t>Særaftale: alle arbejdstimer giver Øvrig overtid (kode 9) oveni normal løn, uden dagligt loft – se afsnit 5.6</w:t>
+            </w:r>
+          </w:p>
+        </w:tc>
+      </w:tr>
     </w:tbl>
     <w:p/>
     <w:p>
@@ -2391,7 +2639,7 @@
           <w:rFonts w:ascii="Arial" w:hAnsi="Arial"/>
           <w:sz w:val="22"/>
         </w:rPr>
-        <w:t>Disponentgrupper (afdelinger) er ikke et enkelt felt på medarbejderen, men en mange-til-mange-relation via tabellerne dispatcher_groups (navn, beskrivelse) og employee_dispatcher_groups (kobling). En medarbejder kan tilhøre 0-N grupper samtidig, og der er ingen 'primær' gruppe. Grupperne administreres under Stamdata → Disponentgrupper (opret/omdøb/slet); en medarbejder tilknyttes sine grupper via afkrydsningsbokse i medarbejder-modalen. Ved filtrering (aktivitetstabel, fraværsoversigt-eksport) vises en medarbejder under alle sine tilknyttede grupper. Frem til 27. juli 2026 lå dette som en enkelt tekststreng på medarbejderen – denne kolonne er fjernet og data migreret automatisk til de nye tabeller ved første opstart efter opgraderingen.</w:t>
+        <w:t>Disponentgruppe (afdeling) er ét enkelt, valgfrit felt på medarbejderen (dispatcher_group_id, FK til dispatcher_groups) – ikke en mange-til-mange-relation. En medarbejder tilhører højst 0-1 gruppe ad gangen og vælges via en dropdown i medarbejder-modalen, ikke afkrydsningsbokse. Grupperne selv (navn, beskrivelse) administreres under Stamdata → Disponentgrupper (opret/omdøb/slet). Feltet har historisk skiftet form to gange: oprindeligt en enkelt tekststreng, dernæst (fra 27. juli 2026) en mange-til-mange-relation via en EmployeeDispatcherGroup-jointabel, og siden igen erstattet af den nuværende enkelte FK – begge tidligere ordninger er fjernet fra databasen.</w:t>
       </w:r>
     </w:p>
     <w:p>
@@ -3709,6 +3957,68 @@
                 <w:sz w:val="20"/>
               </w:rPr>
               <w:t>Initialer på den der deaktiverede (kun ved deaktivering)</w:t>
+            </w:r>
+          </w:p>
+        </w:tc>
+      </w:tr>
+      <w:tr>
+        <w:tc>
+          <w:tcPr>
+            <w:tcW w:type="dxa" w:w="3024"/>
+            <w:tcBorders>
+              <w:top w:val="single" w:sz="4" w:color="CCCCCC"/>
+              <w:left w:val="single" w:sz="4" w:color="CCCCCC"/>
+              <w:bottom w:val="single" w:sz="4" w:color="CCCCCC"/>
+              <w:right w:val="single" w:sz="4" w:color="CCCCCC"/>
+            </w:tcBorders>
+          </w:tcPr>
+          <w:p>
+            <w:r>
+              <w:rPr>
+                <w:rFonts w:ascii="Arial" w:hAnsi="Arial"/>
+                <w:sz w:val="20"/>
+              </w:rPr>
+              <w:t>updated_by</w:t>
+            </w:r>
+          </w:p>
+        </w:tc>
+        <w:tc>
+          <w:tcPr>
+            <w:tcW w:type="dxa" w:w="3024"/>
+            <w:tcBorders>
+              <w:top w:val="single" w:sz="4" w:color="CCCCCC"/>
+              <w:left w:val="single" w:sz="4" w:color="CCCCCC"/>
+              <w:bottom w:val="single" w:sz="4" w:color="CCCCCC"/>
+              <w:right w:val="single" w:sz="4" w:color="CCCCCC"/>
+            </w:tcBorders>
+          </w:tcPr>
+          <w:p>
+            <w:r>
+              <w:rPr>
+                <w:rFonts w:ascii="Arial" w:hAnsi="Arial"/>
+                <w:sz w:val="20"/>
+              </w:rPr>
+              <w:t>String (opt.)</w:t>
+            </w:r>
+          </w:p>
+        </w:tc>
+        <w:tc>
+          <w:tcPr>
+            <w:tcW w:type="dxa" w:w="3024"/>
+            <w:tcBorders>
+              <w:top w:val="single" w:sz="4" w:color="CCCCCC"/>
+              <w:left w:val="single" w:sz="4" w:color="CCCCCC"/>
+              <w:bottom w:val="single" w:sz="4" w:color="CCCCCC"/>
+              <w:right w:val="single" w:sz="4" w:color="CCCCCC"/>
+            </w:tcBorders>
+          </w:tcPr>
+          <w:p>
+            <w:r>
+              <w:rPr>
+                <w:rFonts w:ascii="Arial" w:hAnsi="Arial"/>
+                <w:sz w:val="20"/>
+              </w:rPr>
+              <w:t>Initialer på den bruger der senest gemte en rettelse via PATCH /api/activities/{id} – NULL indtil første redigering, overskrives ubetinget ved hver efterfølgende (ingen historik, samme mønster som approved_by/deactivated_by)</w:t>
             </w:r>
           </w:p>
         </w:tc>
@@ -5272,6 +5582,649 @@
           <w:sz w:val="22"/>
         </w:rPr>
         <w:t>half_day_from-feltet er forberedt til brug i fremtidig lønberegning (helligdagstillæg). Feltet bruges allerede i aktivitetskalenderens '½ fra HH:MM'-badge.</w:t>
+      </w:r>
+    </w:p>
+    <w:p>
+      <w:pPr>
+        <w:pStyle w:val="Heading2"/>
+        <w:spacing w:before="200" w:after="120"/>
+      </w:pPr>
+      <w:r>
+        <w:rPr>
+          <w:rFonts w:ascii="Arial" w:hAnsi="Arial"/>
+          <w:b/>
+          <w:color w:val="2E6DB8"/>
+          <w:sz w:val="26"/>
+        </w:rPr>
+        <w:t>2.7  Vehicle – køretøjer</w:t>
+      </w:r>
+    </w:p>
+    <w:tbl>
+      <w:tblPr>
+        <w:tblStyle w:val="TableGrid"/>
+        <w:tblW w:type="auto" w:w="0"/>
+        <w:tblLook w:firstColumn="1" w:firstRow="1" w:lastColumn="0" w:lastRow="0" w:noHBand="0" w:noVBand="1" w:val="04A0"/>
+      </w:tblPr>
+      <w:tblGrid>
+        <w:gridCol w:w="3024"/>
+        <w:gridCol w:w="3024"/>
+        <w:gridCol w:w="3024"/>
+      </w:tblGrid>
+      <w:tr>
+        <w:tc>
+          <w:tcPr>
+            <w:tcW w:type="dxa" w:w="3024"/>
+            <w:shd w:val="clear" w:color="auto" w:fill="1B3A6B"/>
+          </w:tcPr>
+          <w:p>
+            <w:r>
+              <w:rPr>
+                <w:rFonts w:ascii="Arial" w:hAnsi="Arial"/>
+                <w:b/>
+                <w:color w:val="FFFFFF"/>
+                <w:sz w:val="20"/>
+              </w:rPr>
+              <w:t>Felt</w:t>
+            </w:r>
+          </w:p>
+        </w:tc>
+        <w:tc>
+          <w:tcPr>
+            <w:tcW w:type="dxa" w:w="3024"/>
+            <w:shd w:val="clear" w:color="auto" w:fill="1B3A6B"/>
+          </w:tcPr>
+          <w:p>
+            <w:r>
+              <w:rPr>
+                <w:rFonts w:ascii="Arial" w:hAnsi="Arial"/>
+                <w:b/>
+                <w:color w:val="FFFFFF"/>
+                <w:sz w:val="20"/>
+              </w:rPr>
+              <w:t>Type</w:t>
+            </w:r>
+          </w:p>
+        </w:tc>
+        <w:tc>
+          <w:tcPr>
+            <w:tcW w:type="dxa" w:w="3024"/>
+            <w:shd w:val="clear" w:color="auto" w:fill="1B3A6B"/>
+          </w:tcPr>
+          <w:p>
+            <w:r>
+              <w:rPr>
+                <w:rFonts w:ascii="Arial" w:hAnsi="Arial"/>
+                <w:b/>
+                <w:color w:val="FFFFFF"/>
+                <w:sz w:val="20"/>
+              </w:rPr>
+              <w:t>Beskrivelse</w:t>
+            </w:r>
+          </w:p>
+        </w:tc>
+      </w:tr>
+      <w:tr>
+        <w:tc>
+          <w:tcPr>
+            <w:tcW w:type="dxa" w:w="3024"/>
+            <w:tcBorders>
+              <w:top w:val="single" w:sz="4" w:color="CCCCCC"/>
+              <w:left w:val="single" w:sz="4" w:color="CCCCCC"/>
+              <w:bottom w:val="single" w:sz="4" w:color="CCCCCC"/>
+              <w:right w:val="single" w:sz="4" w:color="CCCCCC"/>
+            </w:tcBorders>
+          </w:tcPr>
+          <w:p>
+            <w:r>
+              <w:rPr>
+                <w:rFonts w:ascii="Arial" w:hAnsi="Arial"/>
+                <w:sz w:val="20"/>
+              </w:rPr>
+              <w:t>registration_number</w:t>
+            </w:r>
+          </w:p>
+        </w:tc>
+        <w:tc>
+          <w:tcPr>
+            <w:tcW w:type="dxa" w:w="3024"/>
+            <w:tcBorders>
+              <w:top w:val="single" w:sz="4" w:color="CCCCCC"/>
+              <w:left w:val="single" w:sz="4" w:color="CCCCCC"/>
+              <w:bottom w:val="single" w:sz="4" w:color="CCCCCC"/>
+              <w:right w:val="single" w:sz="4" w:color="CCCCCC"/>
+            </w:tcBorders>
+          </w:tcPr>
+          <w:p>
+            <w:r>
+              <w:rPr>
+                <w:rFonts w:ascii="Arial" w:hAnsi="Arial"/>
+                <w:sz w:val="20"/>
+              </w:rPr>
+              <w:t>String</w:t>
+            </w:r>
+          </w:p>
+        </w:tc>
+        <w:tc>
+          <w:tcPr>
+            <w:tcW w:type="dxa" w:w="3024"/>
+            <w:tcBorders>
+              <w:top w:val="single" w:sz="4" w:color="CCCCCC"/>
+              <w:left w:val="single" w:sz="4" w:color="CCCCCC"/>
+              <w:bottom w:val="single" w:sz="4" w:color="CCCCCC"/>
+              <w:right w:val="single" w:sz="4" w:color="CCCCCC"/>
+            </w:tcBorders>
+          </w:tcPr>
+          <w:p>
+            <w:r>
+              <w:rPr>
+                <w:rFonts w:ascii="Arial" w:hAnsi="Arial"/>
+                <w:sz w:val="20"/>
+              </w:rPr>
+              <w:t>Nummerplade</w:t>
+            </w:r>
+          </w:p>
+        </w:tc>
+      </w:tr>
+      <w:tr>
+        <w:tc>
+          <w:tcPr>
+            <w:tcW w:type="dxa" w:w="3024"/>
+            <w:tcBorders>
+              <w:top w:val="single" w:sz="4" w:color="CCCCCC"/>
+              <w:left w:val="single" w:sz="4" w:color="CCCCCC"/>
+              <w:bottom w:val="single" w:sz="4" w:color="CCCCCC"/>
+              <w:right w:val="single" w:sz="4" w:color="CCCCCC"/>
+            </w:tcBorders>
+          </w:tcPr>
+          <w:p>
+            <w:r>
+              <w:rPr>
+                <w:rFonts w:ascii="Arial" w:hAnsi="Arial"/>
+                <w:sz w:val="20"/>
+              </w:rPr>
+              <w:t>vehicle_number</w:t>
+            </w:r>
+          </w:p>
+        </w:tc>
+        <w:tc>
+          <w:tcPr>
+            <w:tcW w:type="dxa" w:w="3024"/>
+            <w:tcBorders>
+              <w:top w:val="single" w:sz="4" w:color="CCCCCC"/>
+              <w:left w:val="single" w:sz="4" w:color="CCCCCC"/>
+              <w:bottom w:val="single" w:sz="4" w:color="CCCCCC"/>
+              <w:right w:val="single" w:sz="4" w:color="CCCCCC"/>
+            </w:tcBorders>
+          </w:tcPr>
+          <w:p>
+            <w:r>
+              <w:rPr>
+                <w:rFonts w:ascii="Arial" w:hAnsi="Arial"/>
+                <w:sz w:val="20"/>
+              </w:rPr>
+              <w:t>String</w:t>
+            </w:r>
+          </w:p>
+        </w:tc>
+        <w:tc>
+          <w:tcPr>
+            <w:tcW w:type="dxa" w:w="3024"/>
+            <w:tcBorders>
+              <w:top w:val="single" w:sz="4" w:color="CCCCCC"/>
+              <w:left w:val="single" w:sz="4" w:color="CCCCCC"/>
+              <w:bottom w:val="single" w:sz="4" w:color="CCCCCC"/>
+              <w:right w:val="single" w:sz="4" w:color="CCCCCC"/>
+            </w:tcBorders>
+          </w:tcPr>
+          <w:p>
+            <w:r>
+              <w:rPr>
+                <w:rFonts w:ascii="Arial" w:hAnsi="Arial"/>
+                <w:sz w:val="20"/>
+              </w:rPr>
+              <w:t>Internt vognnummer</w:t>
+            </w:r>
+          </w:p>
+        </w:tc>
+      </w:tr>
+      <w:tr>
+        <w:tc>
+          <w:tcPr>
+            <w:tcW w:type="dxa" w:w="3024"/>
+            <w:tcBorders>
+              <w:top w:val="single" w:sz="4" w:color="CCCCCC"/>
+              <w:left w:val="single" w:sz="4" w:color="CCCCCC"/>
+              <w:bottom w:val="single" w:sz="4" w:color="CCCCCC"/>
+              <w:right w:val="single" w:sz="4" w:color="CCCCCC"/>
+            </w:tcBorders>
+          </w:tcPr>
+          <w:p>
+            <w:r>
+              <w:rPr>
+                <w:rFonts w:ascii="Arial" w:hAnsi="Arial"/>
+                <w:sz w:val="20"/>
+              </w:rPr>
+              <w:t>description</w:t>
+            </w:r>
+          </w:p>
+        </w:tc>
+        <w:tc>
+          <w:tcPr>
+            <w:tcW w:type="dxa" w:w="3024"/>
+            <w:tcBorders>
+              <w:top w:val="single" w:sz="4" w:color="CCCCCC"/>
+              <w:left w:val="single" w:sz="4" w:color="CCCCCC"/>
+              <w:bottom w:val="single" w:sz="4" w:color="CCCCCC"/>
+              <w:right w:val="single" w:sz="4" w:color="CCCCCC"/>
+            </w:tcBorders>
+          </w:tcPr>
+          <w:p>
+            <w:r>
+              <w:rPr>
+                <w:rFonts w:ascii="Arial" w:hAnsi="Arial"/>
+                <w:sz w:val="20"/>
+              </w:rPr>
+              <w:t>Text (opt.)</w:t>
+            </w:r>
+          </w:p>
+        </w:tc>
+        <w:tc>
+          <w:tcPr>
+            <w:tcW w:type="dxa" w:w="3024"/>
+            <w:tcBorders>
+              <w:top w:val="single" w:sz="4" w:color="CCCCCC"/>
+              <w:left w:val="single" w:sz="4" w:color="CCCCCC"/>
+              <w:bottom w:val="single" w:sz="4" w:color="CCCCCC"/>
+              <w:right w:val="single" w:sz="4" w:color="CCCCCC"/>
+            </w:tcBorders>
+          </w:tcPr>
+          <w:p>
+            <w:r>
+              <w:rPr>
+                <w:rFonts w:ascii="Arial" w:hAnsi="Arial"/>
+                <w:sz w:val="20"/>
+              </w:rPr>
+              <w:t>'Beskrivelse' – vises som kolonne 2 i Dagsplan (afsnit 14.3)</w:t>
+            </w:r>
+          </w:p>
+        </w:tc>
+      </w:tr>
+      <w:tr>
+        <w:tc>
+          <w:tcPr>
+            <w:tcW w:type="dxa" w:w="3024"/>
+            <w:tcBorders>
+              <w:top w:val="single" w:sz="4" w:color="CCCCCC"/>
+              <w:left w:val="single" w:sz="4" w:color="CCCCCC"/>
+              <w:bottom w:val="single" w:sz="4" w:color="CCCCCC"/>
+              <w:right w:val="single" w:sz="4" w:color="CCCCCC"/>
+            </w:tcBorders>
+          </w:tcPr>
+          <w:p>
+            <w:r>
+              <w:rPr>
+                <w:rFonts w:ascii="Arial" w:hAnsi="Arial"/>
+                <w:sz w:val="20"/>
+              </w:rPr>
+              <w:t>dispatcher_group_id</w:t>
+            </w:r>
+          </w:p>
+        </w:tc>
+        <w:tc>
+          <w:tcPr>
+            <w:tcW w:type="dxa" w:w="3024"/>
+            <w:tcBorders>
+              <w:top w:val="single" w:sz="4" w:color="CCCCCC"/>
+              <w:left w:val="single" w:sz="4" w:color="CCCCCC"/>
+              <w:bottom w:val="single" w:sz="4" w:color="CCCCCC"/>
+              <w:right w:val="single" w:sz="4" w:color="CCCCCC"/>
+            </w:tcBorders>
+          </w:tcPr>
+          <w:p>
+            <w:r>
+              <w:rPr>
+                <w:rFonts w:ascii="Arial" w:hAnsi="Arial"/>
+                <w:sz w:val="20"/>
+              </w:rPr>
+              <w:t>Integer FK (opt.)</w:t>
+            </w:r>
+          </w:p>
+        </w:tc>
+        <w:tc>
+          <w:tcPr>
+            <w:tcW w:type="dxa" w:w="3024"/>
+            <w:tcBorders>
+              <w:top w:val="single" w:sz="4" w:color="CCCCCC"/>
+              <w:left w:val="single" w:sz="4" w:color="CCCCCC"/>
+              <w:bottom w:val="single" w:sz="4" w:color="CCCCCC"/>
+              <w:right w:val="single" w:sz="4" w:color="CCCCCC"/>
+            </w:tcBorders>
+          </w:tcPr>
+          <w:p>
+            <w:r>
+              <w:rPr>
+                <w:rFonts w:ascii="Arial" w:hAnsi="Arial"/>
+                <w:sz w:val="20"/>
+              </w:rPr>
+              <w:t>Mange vogne → én disponentgruppe. Adskilt fra DispatcherGroup.vehicle_id (gruppens egen 'standardvogn', bruges uændret til den eksisterende autoudfyldning af vognnummer på fraværstype-aktiviteter) – de to felter løser hver sin opgave og lever side om side</w:t>
+            </w:r>
+          </w:p>
+        </w:tc>
+      </w:tr>
+    </w:tbl>
+    <w:p/>
+    <w:p>
+      <w:pPr>
+        <w:spacing w:after="120"/>
+      </w:pPr>
+      <w:r>
+        <w:rPr>
+          <w:rFonts w:ascii="Arial" w:hAnsi="Arial"/>
+          <w:sz w:val="22"/>
+        </w:rPr>
+        <w:t>description og dispatcher_group_id sættes/redigeres i den eksisterende Vognpark-sides opret/rediger-vogn-modal (kræver fortsat 'manage_vehicles').</w:t>
+      </w:r>
+    </w:p>
+    <w:p>
+      <w:pPr>
+        <w:pStyle w:val="Heading2"/>
+        <w:spacing w:before="200" w:after="120"/>
+      </w:pPr>
+      <w:r>
+        <w:rPr>
+          <w:rFonts w:ascii="Arial" w:hAnsi="Arial"/>
+          <w:b/>
+          <w:color w:val="2E6DB8"/>
+          <w:sz w:val="26"/>
+        </w:rPr>
+        <w:t>2.8  Dagsplan – tabeller</w:t>
+      </w:r>
+    </w:p>
+    <w:p>
+      <w:pPr>
+        <w:spacing w:after="120"/>
+      </w:pPr>
+      <w:r>
+        <w:rPr>
+          <w:rFonts w:ascii="Arial" w:hAnsi="Arial"/>
+          <w:sz w:val="22"/>
+        </w:rPr>
+        <w:t>Tre tabeller understøtter Dagsplan-siden (kapitel 14): daglig vogn/chauffør-tildeling, de 10 faste 'EKSTRA'-rækker og materielt fravær pr. vogn.</w:t>
+      </w:r>
+    </w:p>
+    <w:tbl>
+      <w:tblPr>
+        <w:tblStyle w:val="TableGrid"/>
+        <w:tblW w:type="auto" w:w="0"/>
+        <w:tblLook w:firstColumn="1" w:firstRow="1" w:lastColumn="0" w:lastRow="0" w:noHBand="0" w:noVBand="1" w:val="04A0"/>
+      </w:tblPr>
+      <w:tblGrid>
+        <w:gridCol w:w="3024"/>
+        <w:gridCol w:w="3024"/>
+        <w:gridCol w:w="3024"/>
+      </w:tblGrid>
+      <w:tr>
+        <w:tc>
+          <w:tcPr>
+            <w:tcW w:type="dxa" w:w="3024"/>
+            <w:shd w:val="clear" w:color="auto" w:fill="1B3A6B"/>
+          </w:tcPr>
+          <w:p>
+            <w:r>
+              <w:rPr>
+                <w:rFonts w:ascii="Arial" w:hAnsi="Arial"/>
+                <w:b/>
+                <w:color w:val="FFFFFF"/>
+                <w:sz w:val="20"/>
+              </w:rPr>
+              <w:t>Tabel</w:t>
+            </w:r>
+          </w:p>
+        </w:tc>
+        <w:tc>
+          <w:tcPr>
+            <w:tcW w:type="dxa" w:w="3024"/>
+            <w:shd w:val="clear" w:color="auto" w:fill="1B3A6B"/>
+          </w:tcPr>
+          <w:p>
+            <w:r>
+              <w:rPr>
+                <w:rFonts w:ascii="Arial" w:hAnsi="Arial"/>
+                <w:b/>
+                <w:color w:val="FFFFFF"/>
+                <w:sz w:val="20"/>
+              </w:rPr>
+              <w:t>Felt</w:t>
+            </w:r>
+          </w:p>
+        </w:tc>
+        <w:tc>
+          <w:tcPr>
+            <w:tcW w:type="dxa" w:w="3024"/>
+            <w:shd w:val="clear" w:color="auto" w:fill="1B3A6B"/>
+          </w:tcPr>
+          <w:p>
+            <w:r>
+              <w:rPr>
+                <w:rFonts w:ascii="Arial" w:hAnsi="Arial"/>
+                <w:b/>
+                <w:color w:val="FFFFFF"/>
+                <w:sz w:val="20"/>
+              </w:rPr>
+              <w:t>Beskrivelse</w:t>
+            </w:r>
+          </w:p>
+        </w:tc>
+      </w:tr>
+      <w:tr>
+        <w:tc>
+          <w:tcPr>
+            <w:tcW w:type="dxa" w:w="3024"/>
+            <w:tcBorders>
+              <w:top w:val="single" w:sz="4" w:color="CCCCCC"/>
+              <w:left w:val="single" w:sz="4" w:color="CCCCCC"/>
+              <w:bottom w:val="single" w:sz="4" w:color="CCCCCC"/>
+              <w:right w:val="single" w:sz="4" w:color="CCCCCC"/>
+            </w:tcBorders>
+          </w:tcPr>
+          <w:p>
+            <w:r>
+              <w:rPr>
+                <w:rFonts w:ascii="Arial" w:hAnsi="Arial"/>
+                <w:sz w:val="20"/>
+              </w:rPr>
+              <w:t>daily_plan_assignments</w:t>
+            </w:r>
+          </w:p>
+        </w:tc>
+        <w:tc>
+          <w:tcPr>
+            <w:tcW w:type="dxa" w:w="3024"/>
+            <w:tcBorders>
+              <w:top w:val="single" w:sz="4" w:color="CCCCCC"/>
+              <w:left w:val="single" w:sz="4" w:color="CCCCCC"/>
+              <w:bottom w:val="single" w:sz="4" w:color="CCCCCC"/>
+              <w:right w:val="single" w:sz="4" w:color="CCCCCC"/>
+            </w:tcBorders>
+          </w:tcPr>
+          <w:p>
+            <w:r>
+              <w:rPr>
+                <w:rFonts w:ascii="Arial" w:hAnsi="Arial"/>
+                <w:sz w:val="20"/>
+              </w:rPr>
+              <w:t>date / vehicle_id / employee_id (opt.) / task (opt.) / informed</w:t>
+            </w:r>
+          </w:p>
+        </w:tc>
+        <w:tc>
+          <w:tcPr>
+            <w:tcW w:type="dxa" w:w="3024"/>
+            <w:tcBorders>
+              <w:top w:val="single" w:sz="4" w:color="CCCCCC"/>
+              <w:left w:val="single" w:sz="4" w:color="CCCCCC"/>
+              <w:bottom w:val="single" w:sz="4" w:color="CCCCCC"/>
+              <w:right w:val="single" w:sz="4" w:color="CCCCCC"/>
+            </w:tcBorders>
+          </w:tcPr>
+          <w:p>
+            <w:r>
+              <w:rPr>
+                <w:rFonts w:ascii="Arial" w:hAnsi="Arial"/>
+                <w:sz w:val="20"/>
+              </w:rPr>
+              <w:t>Én tildeling pr. vogn pr. dag. UniqueConstraint(date, vehicle_id) – upsert. employee_id kan være tomt (vogn uden chauffør den dag).</w:t>
+            </w:r>
+          </w:p>
+        </w:tc>
+      </w:tr>
+      <w:tr>
+        <w:tc>
+          <w:tcPr>
+            <w:tcW w:type="dxa" w:w="3024"/>
+            <w:tcBorders>
+              <w:top w:val="single" w:sz="4" w:color="CCCCCC"/>
+              <w:left w:val="single" w:sz="4" w:color="CCCCCC"/>
+              <w:bottom w:val="single" w:sz="4" w:color="CCCCCC"/>
+              <w:right w:val="single" w:sz="4" w:color="CCCCCC"/>
+            </w:tcBorders>
+          </w:tcPr>
+          <w:p>
+            <w:r>
+              <w:rPr>
+                <w:rFonts w:ascii="Arial" w:hAnsi="Arial"/>
+                <w:sz w:val="20"/>
+              </w:rPr>
+              <w:t>daily_plan_extra_assignments</w:t>
+            </w:r>
+          </w:p>
+        </w:tc>
+        <w:tc>
+          <w:tcPr>
+            <w:tcW w:type="dxa" w:w="3024"/>
+            <w:tcBorders>
+              <w:top w:val="single" w:sz="4" w:color="CCCCCC"/>
+              <w:left w:val="single" w:sz="4" w:color="CCCCCC"/>
+              <w:bottom w:val="single" w:sz="4" w:color="CCCCCC"/>
+              <w:right w:val="single" w:sz="4" w:color="CCCCCC"/>
+            </w:tcBorders>
+          </w:tcPr>
+          <w:p>
+            <w:r>
+              <w:rPr>
+                <w:rFonts w:ascii="Arial" w:hAnsi="Arial"/>
+                <w:sz w:val="20"/>
+              </w:rPr>
+              <w:t>date / slot (1-10) / employee_id (opt.) / task (opt.) / informed</w:t>
+            </w:r>
+          </w:p>
+        </w:tc>
+        <w:tc>
+          <w:tcPr>
+            <w:tcW w:type="dxa" w:w="3024"/>
+            <w:tcBorders>
+              <w:top w:val="single" w:sz="4" w:color="CCCCCC"/>
+              <w:left w:val="single" w:sz="4" w:color="CCCCCC"/>
+              <w:bottom w:val="single" w:sz="4" w:color="CCCCCC"/>
+              <w:right w:val="single" w:sz="4" w:color="CCCCCC"/>
+            </w:tcBorders>
+          </w:tcPr>
+          <w:p>
+            <w:r>
+              <w:rPr>
+                <w:rFonts w:ascii="Arial" w:hAnsi="Arial"/>
+                <w:sz w:val="20"/>
+              </w:rPr>
+              <w:t>De 10 faste 'EKSTRA'-rækker (hjælp på pladsen/lærlinge). Persisteres i egen tabel siden 2026-09-09 (oprindeligt kun frontend-state, nulstillet ved datoskift – ændret efter brugerønske om at kunne se dem igen senere). Indgår ALDRIG i vognnummer-autoudfyldning.</w:t>
+            </w:r>
+          </w:p>
+        </w:tc>
+      </w:tr>
+      <w:tr>
+        <w:tc>
+          <w:tcPr>
+            <w:tcW w:type="dxa" w:w="3024"/>
+            <w:tcBorders>
+              <w:top w:val="single" w:sz="4" w:color="CCCCCC"/>
+              <w:left w:val="single" w:sz="4" w:color="CCCCCC"/>
+              <w:bottom w:val="single" w:sz="4" w:color="CCCCCC"/>
+              <w:right w:val="single" w:sz="4" w:color="CCCCCC"/>
+            </w:tcBorders>
+          </w:tcPr>
+          <w:p>
+            <w:r>
+              <w:rPr>
+                <w:rFonts w:ascii="Arial" w:hAnsi="Arial"/>
+                <w:sz w:val="20"/>
+              </w:rPr>
+              <w:t>vehicle_absences</w:t>
+            </w:r>
+          </w:p>
+        </w:tc>
+        <w:tc>
+          <w:tcPr>
+            <w:tcW w:type="dxa" w:w="3024"/>
+            <w:tcBorders>
+              <w:top w:val="single" w:sz="4" w:color="CCCCCC"/>
+              <w:left w:val="single" w:sz="4" w:color="CCCCCC"/>
+              <w:bottom w:val="single" w:sz="4" w:color="CCCCCC"/>
+              <w:right w:val="single" w:sz="4" w:color="CCCCCC"/>
+            </w:tcBorders>
+          </w:tcPr>
+          <w:p>
+            <w:r>
+              <w:rPr>
+                <w:rFonts w:ascii="Arial" w:hAnsi="Arial"/>
+                <w:sz w:val="20"/>
+              </w:rPr>
+              <w:t>vehicle_id / date_from / date_to (opt.) / comment / created_by</w:t>
+            </w:r>
+          </w:p>
+        </w:tc>
+        <w:tc>
+          <w:tcPr>
+            <w:tcW w:type="dxa" w:w="3024"/>
+            <w:tcBorders>
+              <w:top w:val="single" w:sz="4" w:color="CCCCCC"/>
+              <w:left w:val="single" w:sz="4" w:color="CCCCCC"/>
+              <w:bottom w:val="single" w:sz="4" w:color="CCCCCC"/>
+              <w:right w:val="single" w:sz="4" w:color="CCCCCC"/>
+            </w:tcBorders>
+          </w:tcPr>
+          <w:p>
+            <w:r>
+              <w:rPr>
+                <w:rFonts w:ascii="Arial" w:hAnsi="Arial"/>
+                <w:sz w:val="20"/>
+              </w:rPr>
+              <w:t>Materielt fravær for en vogn. date_to=NULL betyder étdags-fravær (samme dag som date_from). En vogn regnes fraværende på dato d hvis date_from ≤ d ≤ (date_to ?? date_from).</w:t>
+            </w:r>
+          </w:p>
+        </w:tc>
+      </w:tr>
+    </w:tbl>
+    <w:p/>
+    <w:p>
+      <w:pPr>
+        <w:spacing w:before="80" w:after="160"/>
+        <w:ind w:left="283" w:right="283"/>
+      </w:pPr>
+      <w:r>
+        <w:rPr>
+          <w:rFonts w:ascii="Arial" w:hAnsi="Arial"/>
+          <w:b/>
+          <w:color w:val="2E6DB8"/>
+          <w:sz w:val="22"/>
+        </w:rPr>
+        <w:t xml:space="preserve">TEKNISK NOTE: </w:t>
+      </w:r>
+      <w:r>
+        <w:rPr>
+          <w:rFonts w:ascii="Arial" w:hAnsi="Arial"/>
+          <w:color w:val="606060"/>
+          <w:sz w:val="22"/>
+        </w:rPr>
+        <w:t>Forsøges en medarbejder tildelt en vogn/EKSTRA-plads, mens vedkommende allerede har en anden effektiv tildeling samme dag (eller har registreret fravær den dag), blokeres handlingen ikke – i stedet vises en advarsel (409 med menneskelæsbar besked), som brugeren kan bekræfte for at gennemføre dobbelttildelingen alligevel.</w:t>
       </w:r>
     </w:p>
     <w:p>
@@ -5873,7 +6826,7 @@
           <w:rFonts w:ascii="Arial" w:hAnsi="Arial"/>
           <w:sz w:val="22"/>
         </w:rPr>
-        <w:t>Brugeren klikker 'Vælg filer' eller 'Vælg mappe' i browsergrænsefladen. En tkinter-dialog (Windows-nativ) åbnes via GET /api/browse-ddd-files eller /api/browse-ddd-folder. Den valgte sti sendes med POST /api/import-ddd-from, som parser filerne og gemmer nye aktiviteter i databasen.</w:t>
+        <w:t>Brugeren klikker 'Tjek ddd_input-mappe' i browsergrænsefladen, som kalder POST /api/import-ddd. Denne scanner ddd_input/-mappen (inkl. alle undermapper) på serveren, parser alle fundne .ddd-filer og gemmer nye aktiviteter i databasen.</w:t>
       </w:r>
     </w:p>
     <w:p>
@@ -6824,6 +7777,138 @@
     </w:p>
     <w:p>
       <w:pPr>
+        <w:pStyle w:val="Heading2"/>
+        <w:spacing w:before="200" w:after="120"/>
+      </w:pPr>
+      <w:r>
+        <w:rPr>
+          <w:rFonts w:ascii="Arial" w:hAnsi="Arial"/>
+          <w:b/>
+          <w:color w:val="2E6DB8"/>
+          <w:sz w:val="26"/>
+        </w:rPr>
+        <w:t>5.6  Særaftale: Øvrig overtid for alle timer</w:t>
+      </w:r>
+    </w:p>
+    <w:p>
+      <w:pPr>
+        <w:spacing w:after="120"/>
+      </w:pPr>
+      <w:r>
+        <w:rPr>
+          <w:rFonts w:ascii="Arial" w:hAnsi="Arial"/>
+          <w:sz w:val="22"/>
+        </w:rPr>
+        <w:t>Employee.ot_extra_alle_timer (Boolean, default false) er et generisk, togglebart per-medarbejder-flag til én navngiven medarbejders individuelle særaftale: ALLE hans arbejdstimer giver Øvrig overtid (kode 9) oveni normal løn – uanset tidspunkt, dagtype eller det sædvanlige daglige loft. Flaget er UAFHÆNGIGT af agreement_kind-branchingen i afsnit 5.5 – det virker ovenpå den almindelige beregning, ikke som en ny aftaletype.</w:t>
+      </w:r>
+    </w:p>
+    <w:p>
+      <w:pPr>
+        <w:pStyle w:val="ListBullet"/>
+        <w:spacing w:after="40"/>
+        <w:ind w:left="454"/>
+      </w:pPr>
+      <w:r>
+        <w:rPr>
+          <w:rFonts w:ascii="Arial" w:hAnsi="Arial"/>
+          <w:sz w:val="22"/>
+        </w:rPr>
+        <w:t>Erstatter de normale tidstillæg (nat/aften/'1 time før', OT 1-3/kode 8) i stedet for at lægge oveni dem.</w:t>
+      </w:r>
+    </w:p>
+    <w:p>
+      <w:pPr>
+        <w:pStyle w:val="ListBullet"/>
+        <w:spacing w:after="40"/>
+        <w:ind w:left="454"/>
+      </w:pPr>
+      <w:r>
+        <w:rPr>
+          <w:rFonts w:ascii="Arial" w:hAnsi="Arial"/>
+          <w:sz w:val="22"/>
+        </w:rPr>
+        <w:t>Intet dagligt loft: fuld normalløn (kode 1) for samtlige arbejdstimer, uanset det sædvanlige loft på 7/7,5/8 timer.</w:t>
+      </w:r>
+    </w:p>
+    <w:p>
+      <w:pPr>
+        <w:pStyle w:val="ListBullet"/>
+        <w:spacing w:after="40"/>
+        <w:ind w:left="454"/>
+      </w:pPr>
+      <w:r>
+        <w:rPr>
+          <w:rFonts w:ascii="Arial" w:hAnsi="Arial"/>
+          <w:sz w:val="22"/>
+        </w:rPr>
+        <w:t>Gælder alle dage – hverdag, lørdag, søndag og alle helligdagstyper (inkl. 1. maj og Grundlovsdag).</w:t>
+      </w:r>
+    </w:p>
+    <w:p>
+      <w:pPr>
+        <w:pStyle w:val="ListBullet"/>
+        <w:spacing w:after="40"/>
+        <w:ind w:left="454"/>
+      </w:pPr>
+      <w:r>
+        <w:rPr>
+          <w:rFonts w:ascii="Arial" w:hAnsi="Arial"/>
+          <w:sz w:val="22"/>
+        </w:rPr>
+        <w:t>Kode 8 (Overtid 1-3 timer) gives ALDRIG – kun kode 1 og kode 9, begge for samtlige arbejdstimer.</w:t>
+      </w:r>
+    </w:p>
+    <w:p>
+      <w:pPr>
+        <w:pStyle w:val="ListBullet"/>
+        <w:spacing w:after="40"/>
+        <w:ind w:left="454"/>
+      </w:pPr>
+      <w:r>
+        <w:rPr>
+          <w:rFonts w:ascii="Arial" w:hAnsi="Arial"/>
+          <w:sz w:val="22"/>
+        </w:rPr>
+        <w:t>Kode 4/63 (SH-garantibetaling, compute_sh_hours()) beregnes helt uændret – uafhængig af flaget.</w:t>
+      </w:r>
+    </w:p>
+    <w:p>
+      <w:pPr>
+        <w:spacing w:after="120"/>
+      </w:pPr>
+      <w:r>
+        <w:rPr>
+          <w:rFonts w:ascii="Arial" w:hAnsi="Arial"/>
+          <w:sz w:val="22"/>
+        </w:rPr>
+        <w:t>Implementeret som override_ot_extra_alle_timer() i overtime.py, kaldt fra _calculate_employee() (payroll_router.py) som et nyt, øverste tjek FØR den eksisterende agreement_kind-gren. Slår automatisk igennem alle steder der bruger _calculate_employee(): lønkørsel-preview, prøvekørsel, PDF-timesedler, Lønafregning-fanen og Danløn CSV.</w:t>
+      </w:r>
+    </w:p>
+    <w:p>
+      <w:pPr>
+        <w:spacing w:before="80" w:after="160"/>
+        <w:ind w:left="283" w:right="283"/>
+      </w:pPr>
+      <w:r>
+        <w:rPr>
+          <w:rFonts w:ascii="Arial" w:hAnsi="Arial"/>
+          <w:b/>
+          <w:color w:val="2E6DB8"/>
+          <w:sz w:val="22"/>
+        </w:rPr>
+        <w:t xml:space="preserve">TEKNISK NOTE: </w:t>
+      </w:r>
+      <w:r>
+        <w:rPr>
+          <w:rFonts w:ascii="Arial" w:hAnsi="Arial"/>
+          <w:color w:val="606060"/>
+          <w:sz w:val="22"/>
+        </w:rPr>
+        <w:t>Ingen ny løntypekode/Danløn-kode – genbruger den eksisterende kode 9-infrastruktur (OT_EXTRA_KEY). Ingen ændring af salttillæg, overnatningstillæg eller afløser-logik. Sættes via en checkbox i medarbejder-modalen ('Særaftale: Øvrig overtid for alle timer'), gated af samme manage_employees/stamdata-tilladelse som resten af modalen – ingen ny permission. Se docs/superpowers/specs/2026-09-10-ot-extra-alle-timer-design.md.</w:t>
+      </w:r>
+    </w:p>
+    <w:p>
+      <w:pPr>
         <w:pStyle w:val="Heading1"/>
         <w:spacing w:before="360" w:after="120"/>
       </w:pPr>
@@ -7452,7 +8537,7 @@
           <w:rFonts w:ascii="Arial" w:hAnsi="Arial"/>
           <w:sz w:val="22"/>
         </w:rPr>
-        <w:t>Stamdata-menupunktet (⚙️ Stamdata) i venstre menu giver administratorer adgang til ni faner med CRUD-funktionalitet for alle masterdatatabeller:</w:t>
+        <w:t>Stamdata-menupunktet (⚙️ Stamdata) i venstre menu giver administratorer adgang til ti faner med CRUD-funktionalitet for alle masterdatatabeller:</w:t>
       </w:r>
     </w:p>
     <w:tbl>
@@ -8073,6 +9158,68 @@
                 <w:sz w:val="20"/>
               </w:rPr>
               <w:t>Opret nye, rediger label/aktiv/kræver overenskomsttype. De to systemtyper (hourly_fixed/hourly_flexible) kan ikke slettes; nye typer kan slettes hvis ingen medarbejder bruger dem.</w:t>
+            </w:r>
+          </w:p>
+        </w:tc>
+      </w:tr>
+      <w:tr>
+        <w:tc>
+          <w:tcPr>
+            <w:tcW w:type="dxa" w:w="3024"/>
+            <w:tcBorders>
+              <w:top w:val="single" w:sz="4" w:color="CCCCCC"/>
+              <w:left w:val="single" w:sz="4" w:color="CCCCCC"/>
+              <w:bottom w:val="single" w:sz="4" w:color="CCCCCC"/>
+              <w:right w:val="single" w:sz="4" w:color="CCCCCC"/>
+            </w:tcBorders>
+          </w:tcPr>
+          <w:p>
+            <w:r>
+              <w:rPr>
+                <w:rFonts w:ascii="Arial" w:hAnsi="Arial"/>
+                <w:sz w:val="20"/>
+              </w:rPr>
+              <w:t>Auto-godkendelse</w:t>
+            </w:r>
+          </w:p>
+        </w:tc>
+        <w:tc>
+          <w:tcPr>
+            <w:tcW w:type="dxa" w:w="3024"/>
+            <w:tcBorders>
+              <w:top w:val="single" w:sz="4" w:color="CCCCCC"/>
+              <w:left w:val="single" w:sz="4" w:color="CCCCCC"/>
+              <w:bottom w:val="single" w:sz="4" w:color="CCCCCC"/>
+              <w:right w:val="single" w:sz="4" w:color="CCCCCC"/>
+            </w:tcBorders>
+          </w:tcPr>
+          <w:p>
+            <w:r>
+              <w:rPr>
+                <w:rFonts w:ascii="Arial" w:hAnsi="Arial"/>
+                <w:sz w:val="20"/>
+              </w:rPr>
+              <w:t>(indstilling, ingen egen tabel)</w:t>
+            </w:r>
+          </w:p>
+        </w:tc>
+        <w:tc>
+          <w:tcPr>
+            <w:tcW w:type="dxa" w:w="3024"/>
+            <w:tcBorders>
+              <w:top w:val="single" w:sz="4" w:color="CCCCCC"/>
+              <w:left w:val="single" w:sz="4" w:color="CCCCCC"/>
+              <w:bottom w:val="single" w:sz="4" w:color="CCCCCC"/>
+              <w:right w:val="single" w:sz="4" w:color="CCCCCC"/>
+            </w:tcBorders>
+          </w:tcPr>
+          <w:p>
+            <w:r>
+              <w:rPr>
+                <w:rFonts w:ascii="Arial" w:hAnsi="Arial"/>
+                <w:sz w:val="20"/>
+              </w:rPr>
+              <w:t>Slå den statistiske baseline-auto-godkendelse til/fra globalt (GET/POST /api/auto-approval/settings). Kræver desuden 'manage_auto_approval'-rettigheden ud over 'stamdata'.</w:t>
             </w:r>
           </w:p>
         </w:tc>
@@ -9613,7 +10760,7 @@
                 <w:rFonts w:ascii="Arial" w:hAnsi="Arial"/>
                 <w:sz w:val="20"/>
               </w:rPr>
-              <w:t>POST</w:t>
+              <w:t>GET</w:t>
             </w:r>
           </w:p>
         </w:tc>
@@ -9655,7 +10802,7 @@
                 <w:rFonts w:ascii="Arial" w:hAnsi="Arial"/>
                 <w:sz w:val="20"/>
               </w:rPr>
-              <w:t>/api/payroll/proevekoersel</w:t>
+              <w:t>/api/payroll/proevekoersel-gem</w:t>
             </w:r>
           </w:p>
         </w:tc>
@@ -9695,7 +10842,7 @@
                 <w:rFonts w:ascii="Arial" w:hAnsi="Arial"/>
                 <w:sz w:val="20"/>
               </w:rPr>
-              <w:t>Genererer Excel-fil med prøvekørsel og returnerer download-link.</w:t>
+              <w:t>Genererer Excel-fil med prøvekørsel og downloader den til browseren (siden 2026-09-09 – tidligere blev filen gemt i en brugervalgt mappe på serveren).</w:t>
             </w:r>
           </w:p>
         </w:tc>
@@ -9717,7 +10864,7 @@
                 <w:rFonts w:ascii="Arial" w:hAnsi="Arial"/>
                 <w:sz w:val="20"/>
               </w:rPr>
-              <w:t>/api/payroll/proevekoersel-gem</w:t>
+              <w:t>/api/payroll/export-csv</w:t>
             </w:r>
           </w:p>
         </w:tc>
@@ -9757,7 +10904,7 @@
                 <w:rFonts w:ascii="Arial" w:hAnsi="Arial"/>
                 <w:sz w:val="20"/>
               </w:rPr>
-              <w:t>Gemmer Excel-fil i brugervalgt mappe (tkinter-dialog).</w:t>
+              <w:t>Genererer Danløn CSV-fil og downloader den til browseren. Afviser (400) hvis perioden allerede er låst, eller der er afventende aktiviteter i perioden.</w:t>
             </w:r>
           </w:p>
         </w:tc>
@@ -9779,7 +10926,7 @@
                 <w:rFonts w:ascii="Arial" w:hAnsi="Arial"/>
                 <w:sz w:val="20"/>
               </w:rPr>
-              <w:t>/api/payroll/export-csv</w:t>
+              <w:t>/api/payroll/pdf-timesedler</w:t>
             </w:r>
           </w:p>
         </w:tc>
@@ -9819,193 +10966,7 @@
                 <w:rFonts w:ascii="Arial" w:hAnsi="Arial"/>
                 <w:sz w:val="20"/>
               </w:rPr>
-              <w:t>Genererer Danløn CSV-fil og downloader den. Afviser (400) hvis perioden allerede er låst, eller der er afventende aktiviteter i perioden.</w:t>
-            </w:r>
-          </w:p>
-        </w:tc>
-      </w:tr>
-      <w:tr>
-        <w:tc>
-          <w:tcPr>
-            <w:tcW w:type="dxa" w:w="3024"/>
-            <w:tcBorders>
-              <w:top w:val="single" w:sz="4" w:color="CCCCCC"/>
-              <w:left w:val="single" w:sz="4" w:color="CCCCCC"/>
-              <w:bottom w:val="single" w:sz="4" w:color="CCCCCC"/>
-              <w:right w:val="single" w:sz="4" w:color="CCCCCC"/>
-            </w:tcBorders>
-          </w:tcPr>
-          <w:p>
-            <w:r>
-              <w:rPr>
-                <w:rFonts w:ascii="Arial" w:hAnsi="Arial"/>
-                <w:sz w:val="20"/>
-              </w:rPr>
-              <w:t>/api/payroll/pdf-timesedler</w:t>
-            </w:r>
-          </w:p>
-        </w:tc>
-        <w:tc>
-          <w:tcPr>
-            <w:tcW w:type="dxa" w:w="3024"/>
-            <w:tcBorders>
-              <w:top w:val="single" w:sz="4" w:color="CCCCCC"/>
-              <w:left w:val="single" w:sz="4" w:color="CCCCCC"/>
-              <w:bottom w:val="single" w:sz="4" w:color="CCCCCC"/>
-              <w:right w:val="single" w:sz="4" w:color="CCCCCC"/>
-            </w:tcBorders>
-          </w:tcPr>
-          <w:p>
-            <w:r>
-              <w:rPr>
-                <w:rFonts w:ascii="Arial" w:hAnsi="Arial"/>
-                <w:sz w:val="20"/>
-              </w:rPr>
-              <w:t>POST</w:t>
-            </w:r>
-          </w:p>
-        </w:tc>
-        <w:tc>
-          <w:tcPr>
-            <w:tcW w:type="dxa" w:w="3024"/>
-            <w:tcBorders>
-              <w:top w:val="single" w:sz="4" w:color="CCCCCC"/>
-              <w:left w:val="single" w:sz="4" w:color="CCCCCC"/>
-              <w:bottom w:val="single" w:sz="4" w:color="CCCCCC"/>
-              <w:right w:val="single" w:sz="4" w:color="CCCCCC"/>
-            </w:tcBorders>
-          </w:tcPr>
-          <w:p>
-            <w:r>
-              <w:rPr>
-                <w:rFonts w:ascii="Arial" w:hAnsi="Arial"/>
-                <w:sz w:val="20"/>
-              </w:rPr>
-              <w:t>Genererer PDF-timesedler og gemmer i valgt mappe.</w:t>
-            </w:r>
-          </w:p>
-        </w:tc>
-      </w:tr>
-      <w:tr>
-        <w:tc>
-          <w:tcPr>
-            <w:tcW w:type="dxa" w:w="3024"/>
-            <w:tcBorders>
-              <w:top w:val="single" w:sz="4" w:color="CCCCCC"/>
-              <w:left w:val="single" w:sz="4" w:color="CCCCCC"/>
-              <w:bottom w:val="single" w:sz="4" w:color="CCCCCC"/>
-              <w:right w:val="single" w:sz="4" w:color="CCCCCC"/>
-            </w:tcBorders>
-          </w:tcPr>
-          <w:p>
-            <w:r>
-              <w:rPr>
-                <w:rFonts w:ascii="Arial" w:hAnsi="Arial"/>
-                <w:sz w:val="20"/>
-              </w:rPr>
-              <w:t>/api/payroll/browse-folder</w:t>
-            </w:r>
-          </w:p>
-        </w:tc>
-        <w:tc>
-          <w:tcPr>
-            <w:tcW w:type="dxa" w:w="3024"/>
-            <w:tcBorders>
-              <w:top w:val="single" w:sz="4" w:color="CCCCCC"/>
-              <w:left w:val="single" w:sz="4" w:color="CCCCCC"/>
-              <w:bottom w:val="single" w:sz="4" w:color="CCCCCC"/>
-              <w:right w:val="single" w:sz="4" w:color="CCCCCC"/>
-            </w:tcBorders>
-          </w:tcPr>
-          <w:p>
-            <w:r>
-              <w:rPr>
-                <w:rFonts w:ascii="Arial" w:hAnsi="Arial"/>
-                <w:sz w:val="20"/>
-              </w:rPr>
-              <w:t>GET</w:t>
-            </w:r>
-          </w:p>
-        </w:tc>
-        <w:tc>
-          <w:tcPr>
-            <w:tcW w:type="dxa" w:w="3024"/>
-            <w:tcBorders>
-              <w:top w:val="single" w:sz="4" w:color="CCCCCC"/>
-              <w:left w:val="single" w:sz="4" w:color="CCCCCC"/>
-              <w:bottom w:val="single" w:sz="4" w:color="CCCCCC"/>
-              <w:right w:val="single" w:sz="4" w:color="CCCCCC"/>
-            </w:tcBorders>
-          </w:tcPr>
-          <w:p>
-            <w:r>
-              <w:rPr>
-                <w:rFonts w:ascii="Arial" w:hAnsi="Arial"/>
-                <w:sz w:val="20"/>
-              </w:rPr>
-              <w:t>Åbner Windows-mappe-dialog (tkinter) og returnerer valgt sti.</w:t>
-            </w:r>
-          </w:p>
-        </w:tc>
-      </w:tr>
-      <w:tr>
-        <w:tc>
-          <w:tcPr>
-            <w:tcW w:type="dxa" w:w="3024"/>
-            <w:tcBorders>
-              <w:top w:val="single" w:sz="4" w:color="CCCCCC"/>
-              <w:left w:val="single" w:sz="4" w:color="CCCCCC"/>
-              <w:bottom w:val="single" w:sz="4" w:color="CCCCCC"/>
-              <w:right w:val="single" w:sz="4" w:color="CCCCCC"/>
-            </w:tcBorders>
-          </w:tcPr>
-          <w:p>
-            <w:r>
-              <w:rPr>
-                <w:rFonts w:ascii="Arial" w:hAnsi="Arial"/>
-                <w:sz w:val="20"/>
-              </w:rPr>
-              <w:t>/api/payroll/downloads-folder</w:t>
-            </w:r>
-          </w:p>
-        </w:tc>
-        <w:tc>
-          <w:tcPr>
-            <w:tcW w:type="dxa" w:w="3024"/>
-            <w:tcBorders>
-              <w:top w:val="single" w:sz="4" w:color="CCCCCC"/>
-              <w:left w:val="single" w:sz="4" w:color="CCCCCC"/>
-              <w:bottom w:val="single" w:sz="4" w:color="CCCCCC"/>
-              <w:right w:val="single" w:sz="4" w:color="CCCCCC"/>
-            </w:tcBorders>
-          </w:tcPr>
-          <w:p>
-            <w:r>
-              <w:rPr>
-                <w:rFonts w:ascii="Arial" w:hAnsi="Arial"/>
-                <w:sz w:val="20"/>
-              </w:rPr>
-              <w:t>GET</w:t>
-            </w:r>
-          </w:p>
-        </w:tc>
-        <w:tc>
-          <w:tcPr>
-            <w:tcW w:type="dxa" w:w="3024"/>
-            <w:tcBorders>
-              <w:top w:val="single" w:sz="4" w:color="CCCCCC"/>
-              <w:left w:val="single" w:sz="4" w:color="CCCCCC"/>
-              <w:bottom w:val="single" w:sz="4" w:color="CCCCCC"/>
-              <w:right w:val="single" w:sz="4" w:color="CCCCCC"/>
-            </w:tcBorders>
-          </w:tcPr>
-          <w:p>
-            <w:r>
-              <w:rPr>
-                <w:rFonts w:ascii="Arial" w:hAnsi="Arial"/>
-                <w:sz w:val="20"/>
-              </w:rPr>
-              <w:t>Returnerer stien til brugerens Downloads-mappe.</w:t>
+              <w:t>Genererer PDF-timesedler og downloader dem til browseren – én PDF direkte, eller en ZIP hvis flere medarbejdere har data.</w:t>
             </w:r>
           </w:p>
         </w:tc>
@@ -13295,7 +14256,7 @@
           <w:rFonts w:ascii="Arial" w:hAnsi="Arial"/>
           <w:sz w:val="22"/>
         </w:rPr>
-        <w:t>Stamdata-view aktiveres fra menupunktet '⚙️ Stamdata' i venstre menu (kræver 'stamdata'-rettighed). View'et indeholder en tab-navigator med ni faner – kun én pane er synlig ad gangen:</w:t>
+        <w:t>Stamdata-view aktiveres fra menupunktet '⚙️ Stamdata' i venstre menu (kræver 'stamdata'-rettighed). View'et indeholder en tab-navigator med ti faner – kun én pane er synlig ad gangen:</w:t>
       </w:r>
     </w:p>
     <w:tbl>
@@ -13391,7 +14352,7 @@
                 <w:rFonts w:ascii="Arial" w:hAnsi="Arial"/>
                 <w:sz w:val="20"/>
               </w:rPr>
-              <w:t>Kaldes fra setView('stamdata') og indlæser data til alle ni faner parallelt.</w:t>
+              <w:t>Kaldes fra setView('stamdata') og indlæser data til alle ti faner parallelt.</w:t>
             </w:r>
           </w:p>
         </w:tc>
@@ -15873,7 +16834,7 @@
                 <w:rFonts w:ascii="Arial" w:hAnsi="Arial"/>
                 <w:sz w:val="20"/>
               </w:rPr>
-              <w:t>/api/payroll-settlement/downloads-folder</w:t>
+              <w:t>/api/payroll-settlement/export-csv</w:t>
             </w:r>
           </w:p>
         </w:tc>
@@ -15893,7 +16854,7 @@
                 <w:rFonts w:ascii="Arial" w:hAnsi="Arial"/>
                 <w:sz w:val="20"/>
               </w:rPr>
-              <w:t>GET</w:t>
+              <w:t>POST</w:t>
             </w:r>
           </w:p>
         </w:tc>
@@ -15913,131 +16874,7 @@
                 <w:rFonts w:ascii="Arial" w:hAnsi="Arial"/>
                 <w:sz w:val="20"/>
               </w:rPr>
-              <w:t>Returnerer stien til brugerens Downloads-mappe som forslag.</w:t>
-            </w:r>
-          </w:p>
-        </w:tc>
-      </w:tr>
-      <w:tr>
-        <w:tc>
-          <w:tcPr>
-            <w:tcW w:type="dxa" w:w="3024"/>
-            <w:tcBorders>
-              <w:top w:val="single" w:sz="4" w:color="CCCCCC"/>
-              <w:left w:val="single" w:sz="4" w:color="CCCCCC"/>
-              <w:bottom w:val="single" w:sz="4" w:color="CCCCCC"/>
-              <w:right w:val="single" w:sz="4" w:color="CCCCCC"/>
-            </w:tcBorders>
-          </w:tcPr>
-          <w:p>
-            <w:r>
-              <w:rPr>
-                <w:rFonts w:ascii="Arial" w:hAnsi="Arial"/>
-                <w:sz w:val="20"/>
-              </w:rPr>
-              <w:t>/api/payroll-settlement/browse-folder</w:t>
-            </w:r>
-          </w:p>
-        </w:tc>
-        <w:tc>
-          <w:tcPr>
-            <w:tcW w:type="dxa" w:w="3024"/>
-            <w:tcBorders>
-              <w:top w:val="single" w:sz="4" w:color="CCCCCC"/>
-              <w:left w:val="single" w:sz="4" w:color="CCCCCC"/>
-              <w:bottom w:val="single" w:sz="4" w:color="CCCCCC"/>
-              <w:right w:val="single" w:sz="4" w:color="CCCCCC"/>
-            </w:tcBorders>
-          </w:tcPr>
-          <w:p>
-            <w:r>
-              <w:rPr>
-                <w:rFonts w:ascii="Arial" w:hAnsi="Arial"/>
-                <w:sz w:val="20"/>
-              </w:rPr>
-              <w:t>GET</w:t>
-            </w:r>
-          </w:p>
-        </w:tc>
-        <w:tc>
-          <w:tcPr>
-            <w:tcW w:type="dxa" w:w="3024"/>
-            <w:tcBorders>
-              <w:top w:val="single" w:sz="4" w:color="CCCCCC"/>
-              <w:left w:val="single" w:sz="4" w:color="CCCCCC"/>
-              <w:bottom w:val="single" w:sz="4" w:color="CCCCCC"/>
-              <w:right w:val="single" w:sz="4" w:color="CCCCCC"/>
-            </w:tcBorders>
-          </w:tcPr>
-          <w:p>
-            <w:r>
-              <w:rPr>
-                <w:rFonts w:ascii="Arial" w:hAnsi="Arial"/>
-                <w:sz w:val="20"/>
-              </w:rPr>
-              <w:t>Åbner Windows-mappe-dialog (tkinter) og returnerer valgt sti.</w:t>
-            </w:r>
-          </w:p>
-        </w:tc>
-      </w:tr>
-      <w:tr>
-        <w:tc>
-          <w:tcPr>
-            <w:tcW w:type="dxa" w:w="3024"/>
-            <w:tcBorders>
-              <w:top w:val="single" w:sz="4" w:color="CCCCCC"/>
-              <w:left w:val="single" w:sz="4" w:color="CCCCCC"/>
-              <w:bottom w:val="single" w:sz="4" w:color="CCCCCC"/>
-              <w:right w:val="single" w:sz="4" w:color="CCCCCC"/>
-            </w:tcBorders>
-          </w:tcPr>
-          <w:p>
-            <w:r>
-              <w:rPr>
-                <w:rFonts w:ascii="Arial" w:hAnsi="Arial"/>
-                <w:sz w:val="20"/>
-              </w:rPr>
-              <w:t>/api/payroll-settlement/export-csv</w:t>
-            </w:r>
-          </w:p>
-        </w:tc>
-        <w:tc>
-          <w:tcPr>
-            <w:tcW w:type="dxa" w:w="3024"/>
-            <w:tcBorders>
-              <w:top w:val="single" w:sz="4" w:color="CCCCCC"/>
-              <w:left w:val="single" w:sz="4" w:color="CCCCCC"/>
-              <w:bottom w:val="single" w:sz="4" w:color="CCCCCC"/>
-              <w:right w:val="single" w:sz="4" w:color="CCCCCC"/>
-            </w:tcBorders>
-          </w:tcPr>
-          <w:p>
-            <w:r>
-              <w:rPr>
-                <w:rFonts w:ascii="Arial" w:hAnsi="Arial"/>
-                <w:sz w:val="20"/>
-              </w:rPr>
-              <w:t>POST</w:t>
-            </w:r>
-          </w:p>
-        </w:tc>
-        <w:tc>
-          <w:tcPr>
-            <w:tcW w:type="dxa" w:w="3024"/>
-            <w:tcBorders>
-              <w:top w:val="single" w:sz="4" w:color="CCCCCC"/>
-              <w:left w:val="single" w:sz="4" w:color="CCCCCC"/>
-              <w:bottom w:val="single" w:sz="4" w:color="CCCCCC"/>
-              <w:right w:val="single" w:sz="4" w:color="CCCCCC"/>
-            </w:tcBorders>
-          </w:tcPr>
-          <w:p>
-            <w:r>
-              <w:rPr>
-                <w:rFonts w:ascii="Arial" w:hAnsi="Arial"/>
-                <w:sz w:val="20"/>
-              </w:rPr>
-              <w:t>Genererer og gemmer CSV-filen i valgt mappe. Kræver låst periode – se afsnit 13.3.</w:t>
+              <w:t>Genererer CSV-filen og downloader den til browseren (siden 2026-09-09 – tidligere blev filen gemt i en brugervalgt mappe på serveren). Kræver låst periode – se afsnit 13.3.</w:t>
             </w:r>
           </w:p>
         </w:tc>
@@ -16053,7 +16890,7 @@
           <w:rFonts w:ascii="Arial" w:hAnsi="Arial"/>
           <w:sz w:val="22"/>
         </w:rPr>
-        <w:t>Alle fire endepunkter kræver rettigheden payroll_settlement_view; export-csv kræver derudover payroll_settlement_export. Se afsnit 11.3/rettighedsoversigten i Brugervejledningen.</w:t>
+        <w:t>Begge endepunkter kræver rettigheden payroll_settlement_view; export-csv kræver derudover payroll_settlement_export. Se afsnit 11.3/rettighedsoversigten i Brugervejledningen.</w:t>
       </w:r>
     </w:p>
     <w:p>
@@ -16695,6 +17532,857 @@
           <w:sz w:val="22"/>
         </w:rPr>
         <w:t>Eksport kræver at den valgte periode er låst (status 'closed') – knappen giver en fejlbesked og udfører intet, hvis perioden stadig er åben. Administratorer er undtaget og kan altid eksportere, uanset periodens status. Eksport LÅSER ikke selv perioden (det gør kun 'Kør løn' under Lønkørsel).</w:t>
+      </w:r>
+    </w:p>
+    <w:p>
+      <w:r>
+        <w:br w:type="page"/>
+      </w:r>
+    </w:p>
+    <w:p>
+      <w:pPr>
+        <w:pStyle w:val="Heading1"/>
+        <w:spacing w:before="360" w:after="120"/>
+      </w:pPr>
+      <w:r>
+        <w:rPr>
+          <w:rFonts w:ascii="Arial" w:hAnsi="Arial"/>
+          <w:b/>
+          <w:color w:val="1B3A6B"/>
+          <w:sz w:val="32"/>
+        </w:rPr>
+        <w:t>14  Dagsplan</w:t>
+      </w:r>
+    </w:p>
+    <w:p>
+      <w:pPr>
+        <w:spacing w:after="120"/>
+      </w:pPr>
+      <w:r>
+        <w:rPr>
+          <w:rFonts w:ascii="Arial" w:hAnsi="Arial"/>
+          <w:sz w:val="22"/>
+        </w:rPr>
+        <w:t>Dagsplan (routers/dagsplan_router.py) digitaliserer den daglige fordeling af vogne til chauffører, der tidligere foregik manuelt i et Excel-ark uden for systemet. Siden kobler sig til data der allerede findes i systemet: medarbejdere, vognpark, vagtplan/fravær og Aktivitetsoversigten. Databasemodellerne er beskrevet i afsnit 2.7-2.8.</w:t>
+      </w:r>
+    </w:p>
+    <w:p>
+      <w:pPr>
+        <w:pStyle w:val="Heading2"/>
+        <w:spacing w:before="200" w:after="120"/>
+      </w:pPr>
+      <w:r>
+        <w:rPr>
+          <w:rFonts w:ascii="Arial" w:hAnsi="Arial"/>
+          <w:b/>
+          <w:color w:val="2E6DB8"/>
+          <w:sz w:val="26"/>
+        </w:rPr>
+        <w:t>14.1  Permissions</w:t>
+      </w:r>
+    </w:p>
+    <w:tbl>
+      <w:tblPr>
+        <w:tblStyle w:val="TableGrid"/>
+        <w:tblW w:type="auto" w:w="0"/>
+        <w:tblLook w:firstColumn="1" w:firstRow="1" w:lastColumn="0" w:lastRow="0" w:noHBand="0" w:noVBand="1" w:val="04A0"/>
+      </w:tblPr>
+      <w:tblGrid>
+        <w:gridCol w:w="4536"/>
+        <w:gridCol w:w="4536"/>
+      </w:tblGrid>
+      <w:tr>
+        <w:tc>
+          <w:tcPr>
+            <w:tcW w:type="dxa" w:w="2835"/>
+            <w:shd w:val="clear" w:color="auto" w:fill="D5E8F5"/>
+            <w:tcBorders>
+              <w:top w:val="single" w:sz="4" w:color="9BBDD6"/>
+              <w:left w:val="single" w:sz="4" w:color="9BBDD6"/>
+              <w:bottom w:val="single" w:sz="4" w:color="9BBDD6"/>
+              <w:right w:val="single" w:sz="4" w:color="9BBDD6"/>
+            </w:tcBorders>
+          </w:tcPr>
+          <w:p>
+            <w:r>
+              <w:rPr>
+                <w:rFonts w:ascii="Arial" w:hAnsi="Arial"/>
+                <w:b/>
+                <w:sz w:val="20"/>
+              </w:rPr>
+              <w:t>dagsplan_view</w:t>
+            </w:r>
+          </w:p>
+        </w:tc>
+        <w:tc>
+          <w:tcPr>
+            <w:tcW w:type="dxa" w:w="6520"/>
+            <w:tcBorders>
+              <w:top w:val="single" w:sz="4" w:color="9BBDD6"/>
+              <w:left w:val="single" w:sz="4" w:color="9BBDD6"/>
+              <w:bottom w:val="single" w:sz="4" w:color="9BBDD6"/>
+              <w:right w:val="single" w:sz="4" w:color="9BBDD6"/>
+            </w:tcBorders>
+          </w:tcPr>
+          <w:p>
+            <w:r>
+              <w:rPr>
+                <w:rFonts w:ascii="Arial" w:hAnsi="Arial"/>
+                <w:sz w:val="20"/>
+              </w:rPr>
+              <w:t>Se Dagsplan-siden (begge underfaner Dagsplan og Materiel fravær), read-only.</w:t>
+            </w:r>
+          </w:p>
+        </w:tc>
+      </w:tr>
+      <w:tr>
+        <w:tc>
+          <w:tcPr>
+            <w:tcW w:type="dxa" w:w="2835"/>
+            <w:shd w:val="clear" w:color="auto" w:fill="D5E8F5"/>
+            <w:tcBorders>
+              <w:top w:val="single" w:sz="4" w:color="9BBDD6"/>
+              <w:left w:val="single" w:sz="4" w:color="9BBDD6"/>
+              <w:bottom w:val="single" w:sz="4" w:color="9BBDD6"/>
+              <w:right w:val="single" w:sz="4" w:color="9BBDD6"/>
+            </w:tcBorders>
+          </w:tcPr>
+          <w:p>
+            <w:r>
+              <w:rPr>
+                <w:rFonts w:ascii="Arial" w:hAnsi="Arial"/>
+                <w:b/>
+                <w:sz w:val="20"/>
+              </w:rPr>
+              <w:t>dagsplan_edit</w:t>
+            </w:r>
+          </w:p>
+        </w:tc>
+        <w:tc>
+          <w:tcPr>
+            <w:tcW w:type="dxa" w:w="6520"/>
+            <w:tcBorders>
+              <w:top w:val="single" w:sz="4" w:color="9BBDD6"/>
+              <w:left w:val="single" w:sz="4" w:color="9BBDD6"/>
+              <w:bottom w:val="single" w:sz="4" w:color="9BBDD6"/>
+              <w:right w:val="single" w:sz="4" w:color="9BBDD6"/>
+            </w:tcBorders>
+          </w:tcPr>
+          <w:p>
+            <w:r>
+              <w:rPr>
+                <w:rFonts w:ascii="Arial" w:hAnsi="Arial"/>
+                <w:sz w:val="20"/>
+              </w:rPr>
+              <w:t>Redigere tildelinger, afkrydse 'informeret', melde/fjerne materielt fravær.</w:t>
+            </w:r>
+          </w:p>
+        </w:tc>
+      </w:tr>
+    </w:tbl>
+    <w:p/>
+    <w:p>
+      <w:pPr>
+        <w:spacing w:after="120"/>
+      </w:pPr>
+      <w:r>
+        <w:rPr>
+          <w:rFonts w:ascii="Arial" w:hAnsi="Arial"/>
+          <w:sz w:val="22"/>
+        </w:rPr>
+        <w:t>Tilføjes idempotent ved opstart (samme mønster som manage_baselines-permissionen). 'admin' får dem automatisk som systemrolle; øvrige roller tildeles dem ikke som default, men kan gives det via rolle-editoren.</w:t>
+      </w:r>
+    </w:p>
+    <w:p>
+      <w:pPr>
+        <w:pStyle w:val="Heading2"/>
+        <w:spacing w:before="200" w:after="120"/>
+      </w:pPr>
+      <w:r>
+        <w:rPr>
+          <w:rFonts w:ascii="Arial" w:hAnsi="Arial"/>
+          <w:b/>
+          <w:color w:val="2E6DB8"/>
+          <w:sz w:val="26"/>
+        </w:rPr>
+        <w:t>14.2  API-endepunkter</w:t>
+      </w:r>
+    </w:p>
+    <w:tbl>
+      <w:tblPr>
+        <w:tblStyle w:val="TableGrid"/>
+        <w:tblW w:type="auto" w:w="0"/>
+        <w:tblLook w:firstColumn="1" w:firstRow="1" w:lastColumn="0" w:lastRow="0" w:noHBand="0" w:noVBand="1" w:val="04A0"/>
+      </w:tblPr>
+      <w:tblGrid>
+        <w:gridCol w:w="2268"/>
+        <w:gridCol w:w="2268"/>
+        <w:gridCol w:w="2268"/>
+        <w:gridCol w:w="2268"/>
+      </w:tblGrid>
+      <w:tr>
+        <w:tc>
+          <w:tcPr>
+            <w:tcW w:type="dxa" w:w="2268"/>
+            <w:shd w:val="clear" w:color="auto" w:fill="1B3A6B"/>
+          </w:tcPr>
+          <w:p>
+            <w:r>
+              <w:rPr>
+                <w:rFonts w:ascii="Arial" w:hAnsi="Arial"/>
+                <w:b/>
+                <w:color w:val="FFFFFF"/>
+                <w:sz w:val="20"/>
+              </w:rPr>
+              <w:t>Endepunkt</w:t>
+            </w:r>
+          </w:p>
+        </w:tc>
+        <w:tc>
+          <w:tcPr>
+            <w:tcW w:type="dxa" w:w="2268"/>
+            <w:shd w:val="clear" w:color="auto" w:fill="1B3A6B"/>
+          </w:tcPr>
+          <w:p>
+            <w:r>
+              <w:rPr>
+                <w:rFonts w:ascii="Arial" w:hAnsi="Arial"/>
+                <w:b/>
+                <w:color w:val="FFFFFF"/>
+                <w:sz w:val="20"/>
+              </w:rPr>
+              <w:t>Metode</w:t>
+            </w:r>
+          </w:p>
+        </w:tc>
+        <w:tc>
+          <w:tcPr>
+            <w:tcW w:type="dxa" w:w="2268"/>
+            <w:shd w:val="clear" w:color="auto" w:fill="1B3A6B"/>
+          </w:tcPr>
+          <w:p>
+            <w:r>
+              <w:rPr>
+                <w:rFonts w:ascii="Arial" w:hAnsi="Arial"/>
+                <w:b/>
+                <w:color w:val="FFFFFF"/>
+                <w:sz w:val="20"/>
+              </w:rPr>
+              <w:t>Rettighed</w:t>
+            </w:r>
+          </w:p>
+        </w:tc>
+        <w:tc>
+          <w:tcPr>
+            <w:tcW w:type="dxa" w:w="2268"/>
+            <w:shd w:val="clear" w:color="auto" w:fill="1B3A6B"/>
+          </w:tcPr>
+          <w:p>
+            <w:r>
+              <w:rPr>
+                <w:rFonts w:ascii="Arial" w:hAnsi="Arial"/>
+                <w:b/>
+                <w:color w:val="FFFFFF"/>
+                <w:sz w:val="20"/>
+              </w:rPr>
+              <w:t>Beskrivelse</w:t>
+            </w:r>
+          </w:p>
+        </w:tc>
+      </w:tr>
+      <w:tr>
+        <w:tc>
+          <w:tcPr>
+            <w:tcW w:type="dxa" w:w="2268"/>
+            <w:tcBorders>
+              <w:top w:val="single" w:sz="4" w:color="CCCCCC"/>
+              <w:left w:val="single" w:sz="4" w:color="CCCCCC"/>
+              <w:bottom w:val="single" w:sz="4" w:color="CCCCCC"/>
+              <w:right w:val="single" w:sz="4" w:color="CCCCCC"/>
+            </w:tcBorders>
+          </w:tcPr>
+          <w:p>
+            <w:r>
+              <w:rPr>
+                <w:rFonts w:ascii="Arial" w:hAnsi="Arial"/>
+                <w:sz w:val="20"/>
+              </w:rPr>
+              <w:t>/api/dagsplan?date=</w:t>
+            </w:r>
+          </w:p>
+        </w:tc>
+        <w:tc>
+          <w:tcPr>
+            <w:tcW w:type="dxa" w:w="2268"/>
+            <w:tcBorders>
+              <w:top w:val="single" w:sz="4" w:color="CCCCCC"/>
+              <w:left w:val="single" w:sz="4" w:color="CCCCCC"/>
+              <w:bottom w:val="single" w:sz="4" w:color="CCCCCC"/>
+              <w:right w:val="single" w:sz="4" w:color="CCCCCC"/>
+            </w:tcBorders>
+          </w:tcPr>
+          <w:p>
+            <w:r>
+              <w:rPr>
+                <w:rFonts w:ascii="Arial" w:hAnsi="Arial"/>
+                <w:sz w:val="20"/>
+              </w:rPr>
+              <w:t>GET</w:t>
+            </w:r>
+          </w:p>
+        </w:tc>
+        <w:tc>
+          <w:tcPr>
+            <w:tcW w:type="dxa" w:w="2268"/>
+            <w:tcBorders>
+              <w:top w:val="single" w:sz="4" w:color="CCCCCC"/>
+              <w:left w:val="single" w:sz="4" w:color="CCCCCC"/>
+              <w:bottom w:val="single" w:sz="4" w:color="CCCCCC"/>
+              <w:right w:val="single" w:sz="4" w:color="CCCCCC"/>
+            </w:tcBorders>
+          </w:tcPr>
+          <w:p>
+            <w:r>
+              <w:rPr>
+                <w:rFonts w:ascii="Arial" w:hAnsi="Arial"/>
+                <w:sz w:val="20"/>
+              </w:rPr>
+              <w:t>dagsplan_view</w:t>
+            </w:r>
+          </w:p>
+        </w:tc>
+        <w:tc>
+          <w:tcPr>
+            <w:tcW w:type="dxa" w:w="2268"/>
+            <w:tcBorders>
+              <w:top w:val="single" w:sz="4" w:color="CCCCCC"/>
+              <w:left w:val="single" w:sz="4" w:color="CCCCCC"/>
+              <w:bottom w:val="single" w:sz="4" w:color="CCCCCC"/>
+              <w:right w:val="single" w:sz="4" w:color="CCCCCC"/>
+            </w:tcBorders>
+          </w:tcPr>
+          <w:p>
+            <w:r>
+              <w:rPr>
+                <w:rFonts w:ascii="Arial" w:hAnsi="Arial"/>
+                <w:sz w:val="20"/>
+              </w:rPr>
+              <w:t>Samlet svar for én dag: vehicles (filtrerbar på disponentgruppe/medarbejder) + employees (altid ufiltreret, farvestatus + fraværstekst).</w:t>
+            </w:r>
+          </w:p>
+        </w:tc>
+      </w:tr>
+      <w:tr>
+        <w:tc>
+          <w:tcPr>
+            <w:tcW w:type="dxa" w:w="2268"/>
+            <w:tcBorders>
+              <w:top w:val="single" w:sz="4" w:color="CCCCCC"/>
+              <w:left w:val="single" w:sz="4" w:color="CCCCCC"/>
+              <w:bottom w:val="single" w:sz="4" w:color="CCCCCC"/>
+              <w:right w:val="single" w:sz="4" w:color="CCCCCC"/>
+            </w:tcBorders>
+          </w:tcPr>
+          <w:p>
+            <w:r>
+              <w:rPr>
+                <w:rFonts w:ascii="Arial" w:hAnsi="Arial"/>
+                <w:sz w:val="20"/>
+              </w:rPr>
+              <w:t>/api/dagsplan/assignment</w:t>
+            </w:r>
+          </w:p>
+        </w:tc>
+        <w:tc>
+          <w:tcPr>
+            <w:tcW w:type="dxa" w:w="2268"/>
+            <w:tcBorders>
+              <w:top w:val="single" w:sz="4" w:color="CCCCCC"/>
+              <w:left w:val="single" w:sz="4" w:color="CCCCCC"/>
+              <w:bottom w:val="single" w:sz="4" w:color="CCCCCC"/>
+              <w:right w:val="single" w:sz="4" w:color="CCCCCC"/>
+            </w:tcBorders>
+          </w:tcPr>
+          <w:p>
+            <w:r>
+              <w:rPr>
+                <w:rFonts w:ascii="Arial" w:hAnsi="Arial"/>
+                <w:sz w:val="20"/>
+              </w:rPr>
+              <w:t>PATCH</w:t>
+            </w:r>
+          </w:p>
+        </w:tc>
+        <w:tc>
+          <w:tcPr>
+            <w:tcW w:type="dxa" w:w="2268"/>
+            <w:tcBorders>
+              <w:top w:val="single" w:sz="4" w:color="CCCCCC"/>
+              <w:left w:val="single" w:sz="4" w:color="CCCCCC"/>
+              <w:bottom w:val="single" w:sz="4" w:color="CCCCCC"/>
+              <w:right w:val="single" w:sz="4" w:color="CCCCCC"/>
+            </w:tcBorders>
+          </w:tcPr>
+          <w:p>
+            <w:r>
+              <w:rPr>
+                <w:rFonts w:ascii="Arial" w:hAnsi="Arial"/>
+                <w:sz w:val="20"/>
+              </w:rPr>
+              <w:t>dagsplan_edit</w:t>
+            </w:r>
+          </w:p>
+        </w:tc>
+        <w:tc>
+          <w:tcPr>
+            <w:tcW w:type="dxa" w:w="2268"/>
+            <w:tcBorders>
+              <w:top w:val="single" w:sz="4" w:color="CCCCCC"/>
+              <w:left w:val="single" w:sz="4" w:color="CCCCCC"/>
+              <w:bottom w:val="single" w:sz="4" w:color="CCCCCC"/>
+              <w:right w:val="single" w:sz="4" w:color="CCCCCC"/>
+            </w:tcBorders>
+          </w:tcPr>
+          <w:p>
+            <w:r>
+              <w:rPr>
+                <w:rFonts w:ascii="Arial" w:hAnsi="Arial"/>
+                <w:sz w:val="20"/>
+              </w:rPr>
+              <w:t>Upsert på (date, vehicle_id). Body: {date, vehicle_id, employee_id?, task?, informed?}.</w:t>
+            </w:r>
+          </w:p>
+        </w:tc>
+      </w:tr>
+      <w:tr>
+        <w:tc>
+          <w:tcPr>
+            <w:tcW w:type="dxa" w:w="2268"/>
+            <w:tcBorders>
+              <w:top w:val="single" w:sz="4" w:color="CCCCCC"/>
+              <w:left w:val="single" w:sz="4" w:color="CCCCCC"/>
+              <w:bottom w:val="single" w:sz="4" w:color="CCCCCC"/>
+              <w:right w:val="single" w:sz="4" w:color="CCCCCC"/>
+            </w:tcBorders>
+          </w:tcPr>
+          <w:p>
+            <w:r>
+              <w:rPr>
+                <w:rFonts w:ascii="Arial" w:hAnsi="Arial"/>
+                <w:sz w:val="20"/>
+              </w:rPr>
+              <w:t>/api/dagsplan/extra-assignment</w:t>
+            </w:r>
+          </w:p>
+        </w:tc>
+        <w:tc>
+          <w:tcPr>
+            <w:tcW w:type="dxa" w:w="2268"/>
+            <w:tcBorders>
+              <w:top w:val="single" w:sz="4" w:color="CCCCCC"/>
+              <w:left w:val="single" w:sz="4" w:color="CCCCCC"/>
+              <w:bottom w:val="single" w:sz="4" w:color="CCCCCC"/>
+              <w:right w:val="single" w:sz="4" w:color="CCCCCC"/>
+            </w:tcBorders>
+          </w:tcPr>
+          <w:p>
+            <w:r>
+              <w:rPr>
+                <w:rFonts w:ascii="Arial" w:hAnsi="Arial"/>
+                <w:sz w:val="20"/>
+              </w:rPr>
+              <w:t>PATCH</w:t>
+            </w:r>
+          </w:p>
+        </w:tc>
+        <w:tc>
+          <w:tcPr>
+            <w:tcW w:type="dxa" w:w="2268"/>
+            <w:tcBorders>
+              <w:top w:val="single" w:sz="4" w:color="CCCCCC"/>
+              <w:left w:val="single" w:sz="4" w:color="CCCCCC"/>
+              <w:bottom w:val="single" w:sz="4" w:color="CCCCCC"/>
+              <w:right w:val="single" w:sz="4" w:color="CCCCCC"/>
+            </w:tcBorders>
+          </w:tcPr>
+          <w:p>
+            <w:r>
+              <w:rPr>
+                <w:rFonts w:ascii="Arial" w:hAnsi="Arial"/>
+                <w:sz w:val="20"/>
+              </w:rPr>
+              <w:t>dagsplan_edit</w:t>
+            </w:r>
+          </w:p>
+        </w:tc>
+        <w:tc>
+          <w:tcPr>
+            <w:tcW w:type="dxa" w:w="2268"/>
+            <w:tcBorders>
+              <w:top w:val="single" w:sz="4" w:color="CCCCCC"/>
+              <w:left w:val="single" w:sz="4" w:color="CCCCCC"/>
+              <w:bottom w:val="single" w:sz="4" w:color="CCCCCC"/>
+              <w:right w:val="single" w:sz="4" w:color="CCCCCC"/>
+            </w:tcBorders>
+          </w:tcPr>
+          <w:p>
+            <w:r>
+              <w:rPr>
+                <w:rFonts w:ascii="Arial" w:hAnsi="Arial"/>
+                <w:sz w:val="20"/>
+              </w:rPr>
+              <w:t>Upsert på en af de 10 faste EKSTRA-rækker.</w:t>
+            </w:r>
+          </w:p>
+        </w:tc>
+      </w:tr>
+      <w:tr>
+        <w:tc>
+          <w:tcPr>
+            <w:tcW w:type="dxa" w:w="2268"/>
+            <w:tcBorders>
+              <w:top w:val="single" w:sz="4" w:color="CCCCCC"/>
+              <w:left w:val="single" w:sz="4" w:color="CCCCCC"/>
+              <w:bottom w:val="single" w:sz="4" w:color="CCCCCC"/>
+              <w:right w:val="single" w:sz="4" w:color="CCCCCC"/>
+            </w:tcBorders>
+          </w:tcPr>
+          <w:p>
+            <w:r>
+              <w:rPr>
+                <w:rFonts w:ascii="Arial" w:hAnsi="Arial"/>
+                <w:sz w:val="20"/>
+              </w:rPr>
+              <w:t>/api/vehicle-absences?date=</w:t>
+            </w:r>
+          </w:p>
+        </w:tc>
+        <w:tc>
+          <w:tcPr>
+            <w:tcW w:type="dxa" w:w="2268"/>
+            <w:tcBorders>
+              <w:top w:val="single" w:sz="4" w:color="CCCCCC"/>
+              <w:left w:val="single" w:sz="4" w:color="CCCCCC"/>
+              <w:bottom w:val="single" w:sz="4" w:color="CCCCCC"/>
+              <w:right w:val="single" w:sz="4" w:color="CCCCCC"/>
+            </w:tcBorders>
+          </w:tcPr>
+          <w:p>
+            <w:r>
+              <w:rPr>
+                <w:rFonts w:ascii="Arial" w:hAnsi="Arial"/>
+                <w:sz w:val="20"/>
+              </w:rPr>
+              <w:t>GET</w:t>
+            </w:r>
+          </w:p>
+        </w:tc>
+        <w:tc>
+          <w:tcPr>
+            <w:tcW w:type="dxa" w:w="2268"/>
+            <w:tcBorders>
+              <w:top w:val="single" w:sz="4" w:color="CCCCCC"/>
+              <w:left w:val="single" w:sz="4" w:color="CCCCCC"/>
+              <w:bottom w:val="single" w:sz="4" w:color="CCCCCC"/>
+              <w:right w:val="single" w:sz="4" w:color="CCCCCC"/>
+            </w:tcBorders>
+          </w:tcPr>
+          <w:p>
+            <w:r>
+              <w:rPr>
+                <w:rFonts w:ascii="Arial" w:hAnsi="Arial"/>
+                <w:sz w:val="20"/>
+              </w:rPr>
+              <w:t>dagsplan_view</w:t>
+            </w:r>
+          </w:p>
+        </w:tc>
+        <w:tc>
+          <w:tcPr>
+            <w:tcW w:type="dxa" w:w="2268"/>
+            <w:tcBorders>
+              <w:top w:val="single" w:sz="4" w:color="CCCCCC"/>
+              <w:left w:val="single" w:sz="4" w:color="CCCCCC"/>
+              <w:bottom w:val="single" w:sz="4" w:color="CCCCCC"/>
+              <w:right w:val="single" w:sz="4" w:color="CCCCCC"/>
+            </w:tcBorders>
+          </w:tcPr>
+          <w:p>
+            <w:r>
+              <w:rPr>
+                <w:rFonts w:ascii="Arial" w:hAnsi="Arial"/>
+                <w:sz w:val="20"/>
+              </w:rPr>
+              <w:t>Materielt fravær der er aktivt på den angivne dato.</w:t>
+            </w:r>
+          </w:p>
+        </w:tc>
+      </w:tr>
+      <w:tr>
+        <w:tc>
+          <w:tcPr>
+            <w:tcW w:type="dxa" w:w="2268"/>
+            <w:tcBorders>
+              <w:top w:val="single" w:sz="4" w:color="CCCCCC"/>
+              <w:left w:val="single" w:sz="4" w:color="CCCCCC"/>
+              <w:bottom w:val="single" w:sz="4" w:color="CCCCCC"/>
+              <w:right w:val="single" w:sz="4" w:color="CCCCCC"/>
+            </w:tcBorders>
+          </w:tcPr>
+          <w:p>
+            <w:r>
+              <w:rPr>
+                <w:rFonts w:ascii="Arial" w:hAnsi="Arial"/>
+                <w:sz w:val="20"/>
+              </w:rPr>
+              <w:t>/api/vehicle-absences</w:t>
+            </w:r>
+          </w:p>
+        </w:tc>
+        <w:tc>
+          <w:tcPr>
+            <w:tcW w:type="dxa" w:w="2268"/>
+            <w:tcBorders>
+              <w:top w:val="single" w:sz="4" w:color="CCCCCC"/>
+              <w:left w:val="single" w:sz="4" w:color="CCCCCC"/>
+              <w:bottom w:val="single" w:sz="4" w:color="CCCCCC"/>
+              <w:right w:val="single" w:sz="4" w:color="CCCCCC"/>
+            </w:tcBorders>
+          </w:tcPr>
+          <w:p>
+            <w:r>
+              <w:rPr>
+                <w:rFonts w:ascii="Arial" w:hAnsi="Arial"/>
+                <w:sz w:val="20"/>
+              </w:rPr>
+              <w:t>POST</w:t>
+            </w:r>
+          </w:p>
+        </w:tc>
+        <w:tc>
+          <w:tcPr>
+            <w:tcW w:type="dxa" w:w="2268"/>
+            <w:tcBorders>
+              <w:top w:val="single" w:sz="4" w:color="CCCCCC"/>
+              <w:left w:val="single" w:sz="4" w:color="CCCCCC"/>
+              <w:bottom w:val="single" w:sz="4" w:color="CCCCCC"/>
+              <w:right w:val="single" w:sz="4" w:color="CCCCCC"/>
+            </w:tcBorders>
+          </w:tcPr>
+          <w:p>
+            <w:r>
+              <w:rPr>
+                <w:rFonts w:ascii="Arial" w:hAnsi="Arial"/>
+                <w:sz w:val="20"/>
+              </w:rPr>
+              <w:t>dagsplan_edit</w:t>
+            </w:r>
+          </w:p>
+        </w:tc>
+        <w:tc>
+          <w:tcPr>
+            <w:tcW w:type="dxa" w:w="2268"/>
+            <w:tcBorders>
+              <w:top w:val="single" w:sz="4" w:color="CCCCCC"/>
+              <w:left w:val="single" w:sz="4" w:color="CCCCCC"/>
+              <w:bottom w:val="single" w:sz="4" w:color="CCCCCC"/>
+              <w:right w:val="single" w:sz="4" w:color="CCCCCC"/>
+            </w:tcBorders>
+          </w:tcPr>
+          <w:p>
+            <w:r>
+              <w:rPr>
+                <w:rFonts w:ascii="Arial" w:hAnsi="Arial"/>
+                <w:sz w:val="20"/>
+              </w:rPr>
+              <w:t>Meld materielt fravær. Body: {vehicle_id, date_from, date_to?, comment}.</w:t>
+            </w:r>
+          </w:p>
+        </w:tc>
+      </w:tr>
+      <w:tr>
+        <w:tc>
+          <w:tcPr>
+            <w:tcW w:type="dxa" w:w="2268"/>
+            <w:tcBorders>
+              <w:top w:val="single" w:sz="4" w:color="CCCCCC"/>
+              <w:left w:val="single" w:sz="4" w:color="CCCCCC"/>
+              <w:bottom w:val="single" w:sz="4" w:color="CCCCCC"/>
+              <w:right w:val="single" w:sz="4" w:color="CCCCCC"/>
+            </w:tcBorders>
+          </w:tcPr>
+          <w:p>
+            <w:r>
+              <w:rPr>
+                <w:rFonts w:ascii="Arial" w:hAnsi="Arial"/>
+                <w:sz w:val="20"/>
+              </w:rPr>
+              <w:t>/api/vehicle-absences/{id}</w:t>
+            </w:r>
+          </w:p>
+        </w:tc>
+        <w:tc>
+          <w:tcPr>
+            <w:tcW w:type="dxa" w:w="2268"/>
+            <w:tcBorders>
+              <w:top w:val="single" w:sz="4" w:color="CCCCCC"/>
+              <w:left w:val="single" w:sz="4" w:color="CCCCCC"/>
+              <w:bottom w:val="single" w:sz="4" w:color="CCCCCC"/>
+              <w:right w:val="single" w:sz="4" w:color="CCCCCC"/>
+            </w:tcBorders>
+          </w:tcPr>
+          <w:p>
+            <w:r>
+              <w:rPr>
+                <w:rFonts w:ascii="Arial" w:hAnsi="Arial"/>
+                <w:sz w:val="20"/>
+              </w:rPr>
+              <w:t>DELETE</w:t>
+            </w:r>
+          </w:p>
+        </w:tc>
+        <w:tc>
+          <w:tcPr>
+            <w:tcW w:type="dxa" w:w="2268"/>
+            <w:tcBorders>
+              <w:top w:val="single" w:sz="4" w:color="CCCCCC"/>
+              <w:left w:val="single" w:sz="4" w:color="CCCCCC"/>
+              <w:bottom w:val="single" w:sz="4" w:color="CCCCCC"/>
+              <w:right w:val="single" w:sz="4" w:color="CCCCCC"/>
+            </w:tcBorders>
+          </w:tcPr>
+          <w:p>
+            <w:r>
+              <w:rPr>
+                <w:rFonts w:ascii="Arial" w:hAnsi="Arial"/>
+                <w:sz w:val="20"/>
+              </w:rPr>
+              <w:t>dagsplan_edit</w:t>
+            </w:r>
+          </w:p>
+        </w:tc>
+        <w:tc>
+          <w:tcPr>
+            <w:tcW w:type="dxa" w:w="2268"/>
+            <w:tcBorders>
+              <w:top w:val="single" w:sz="4" w:color="CCCCCC"/>
+              <w:left w:val="single" w:sz="4" w:color="CCCCCC"/>
+              <w:bottom w:val="single" w:sz="4" w:color="CCCCCC"/>
+              <w:right w:val="single" w:sz="4" w:color="CCCCCC"/>
+            </w:tcBorders>
+          </w:tcPr>
+          <w:p>
+            <w:r>
+              <w:rPr>
+                <w:rFonts w:ascii="Arial" w:hAnsi="Arial"/>
+                <w:sz w:val="20"/>
+              </w:rPr>
+              <w:t>Fjern en materielt fravær-registrering.</w:t>
+            </w:r>
+          </w:p>
+        </w:tc>
+      </w:tr>
+    </w:tbl>
+    <w:p/>
+    <w:p>
+      <w:pPr>
+        <w:spacing w:after="120"/>
+      </w:pPr>
+      <w:r>
+        <w:rPr>
+          <w:rFonts w:ascii="Arial" w:hAnsi="Arial"/>
+          <w:sz w:val="22"/>
+        </w:rPr>
+        <w:t>vehicles.py (VehicleCreate/VehicleUpdate/VehicleResponse) og employees.py (EmployeeCreate/EmployeeUpdate/EmployeeResponse) er udvidet med hhv. description/dispatcher_group_id og fast_bil/fast_bil_vehicle_id – uændrede permissions (manage_vehicles/manage_employees).</w:t>
+      </w:r>
+    </w:p>
+    <w:p>
+      <w:pPr>
+        <w:pStyle w:val="Heading2"/>
+        <w:spacing w:before="200" w:after="120"/>
+      </w:pPr>
+      <w:r>
+        <w:rPr>
+          <w:rFonts w:ascii="Arial" w:hAnsi="Arial"/>
+          <w:b/>
+          <w:color w:val="2E6DB8"/>
+          <w:sz w:val="26"/>
+        </w:rPr>
+        <w:t>14.3  Farvestatus og mismatch-advarsel</w:t>
+      </w:r>
+    </w:p>
+    <w:p>
+      <w:pPr>
+        <w:spacing w:after="120"/>
+      </w:pPr>
+      <w:r>
+        <w:rPr>
+          <w:rFonts w:ascii="Arial" w:hAnsi="Arial"/>
+          <w:sz w:val="22"/>
+        </w:rPr>
+        <w:t>Medarbejderlisten i GET /api/dagsplan farvekoder hver medarbejder efter forrang gul &gt; rød &gt; grøn &gt; grå: gul (comment_only – vagtplan-kommentar uden egentligt fravær), rød (absent – registreret fravær den dag), grøn (assigned – tildelt en vogn/EKSTRA-plads) og grå (none – hverken tildelt eller fraværende). En medarbejder med fravær forbliver gul selv når vedkommende samtidig er skrevet i chauffør-kolonnen.</w:t>
+      </w:r>
+    </w:p>
+    <w:p>
+      <w:pPr>
+        <w:spacing w:after="120"/>
+      </w:pPr>
+      <w:r>
+        <w:rPr>
+          <w:rFonts w:ascii="Arial" w:hAnsi="Arial"/>
+          <w:sz w:val="22"/>
+        </w:rPr>
+        <w:t>For hver tildelt medarbejder slås dagens 'normal'-type aktiviteter op. Findes mindst én med et vehicle_number der afviger fra den tildelte vogns vehicle_number, sættes mismatch_vehicle_number til den afvigende værdi – vist i frontend som et ⚠️-ikon med tooltip 'vognnummer i løn: xxx'. Andre aktivitetstyper (fravær) indgår ikke i sammenligningen.</w:t>
+      </w:r>
+    </w:p>
+    <w:p>
+      <w:pPr>
+        <w:pStyle w:val="Heading2"/>
+        <w:spacing w:before="200" w:after="120"/>
+      </w:pPr>
+      <w:r>
+        <w:rPr>
+          <w:rFonts w:ascii="Arial" w:hAnsi="Arial"/>
+          <w:b/>
+          <w:color w:val="2E6DB8"/>
+          <w:sz w:val="26"/>
+        </w:rPr>
+        <w:t>14.4  Autoudfyld af vognnummer</w:t>
+      </w:r>
+    </w:p>
+    <w:p>
+      <w:pPr>
+        <w:spacing w:after="120"/>
+      </w:pPr>
+      <w:r>
+        <w:rPr>
+          <w:rFonts w:ascii="Arial" w:hAnsi="Arial"/>
+          <w:sz w:val="22"/>
+        </w:rPr>
+        <w:t>create_manual_activity() (activities.py) slår daily_plan_assignments op på (employee_id, start_time.date()), når en 'normal tid'-aktivitet oprettes med tomt vehicle_number. Findes en tildeling med en vogn, udfyldes vehicle_number automatisk fra den. Gælder KUN 'normal tid' og overskriver aldrig et allerede udfyldt vognnummer – den eksisterende disponentgruppe-baserede autoudfyldning for fraværstyper (applyDispatcherGroupVehicleDefault() i frontend) er uændret og upåvirket. applyDagsplanVehicleDefault() i app.js udfører den tilsvarende autoudfyldning i frontend-formularen inden POST sendes.</w:t>
+      </w:r>
+    </w:p>
+    <w:p>
+      <w:pPr>
+        <w:spacing w:before="80" w:after="160"/>
+        <w:ind w:left="283" w:right="283"/>
+      </w:pPr>
+      <w:r>
+        <w:rPr>
+          <w:rFonts w:ascii="Arial" w:hAnsi="Arial"/>
+          <w:b/>
+          <w:color w:val="2E6DB8"/>
+          <w:sz w:val="22"/>
+        </w:rPr>
+        <w:t xml:space="preserve">TEKNISK NOTE: </w:t>
+      </w:r>
+      <w:r>
+        <w:rPr>
+          <w:rFonts w:ascii="Arial" w:hAnsi="Arial"/>
+          <w:color w:val="606060"/>
+          <w:sz w:val="22"/>
+        </w:rPr>
+        <w:t>'EKSTRA'-rækkerne indgår aldrig i denne autoudfyldning (der er intet rigtigt vognnummer at udfylde med), og de indgår heller ikke i nogen lønberegning – kun 'Fast bil'/rigtige vogne gør. Se docs/superpowers/specs/2026-09-09-dagsplan-design.md for det fulde design.</w:t>
       </w:r>
     </w:p>
     <w:sectPr>
